--- a/assets/Absent Duty letter temp.docx
+++ b/assets/Absent Duty letter temp.docx
@@ -1,6 +1,6 @@
 
 <file path=word/document.xml><?xml version="1.0" encoding="utf-8"?>
-<w:document xmlns:wpc="http://schemas.microsoft.com/office/word/2010/wordprocessingCanvas" xmlns:cx="http://schemas.microsoft.com/office/drawing/2014/chartex" xmlns:mc="http://schemas.openxmlformats.org/markup-compatibility/2006" xmlns:o="urn:schemas-microsoft-com:office:office" xmlns:r="http://schemas.openxmlformats.org/officeDocument/2006/relationships" xmlns:m="http://schemas.openxmlformats.org/officeDocument/2006/math" xmlns:v="urn:schemas-microsoft-com:vml" xmlns:wp14="http://schemas.microsoft.com/office/word/2010/wordprocessingDrawing" xmlns:wp="http://schemas.openxmlformats.org/drawingml/2006/wordprocessingDrawing" xmlns:w10="urn:schemas-microsoft-com:office:word" xmlns:w="http://schemas.openxmlformats.org/wordprocessingml/2006/main" xmlns:w14="http://schemas.microsoft.com/office/word/2010/wordml" xmlns:w15="http://schemas.microsoft.com/office/word/2012/wordml" xmlns:w16se="http://schemas.microsoft.com/office/word/2015/wordml/symex" xmlns:wpg="http://schemas.microsoft.com/office/word/2010/wordprocessingGroup" xmlns:wpi="http://schemas.microsoft.com/office/word/2010/wordprocessingInk" xmlns:wne="http://schemas.microsoft.com/office/word/2006/wordml" xmlns:wps="http://schemas.microsoft.com/office/word/2010/wordprocessingShape" mc:Ignorable="w14 w15 w16se wp14">
+<w:document xmlns:wpc="http://schemas.microsoft.com/office/word/2010/wordprocessingCanvas" xmlns:cx="http://schemas.microsoft.com/office/drawing/2014/chartex" xmlns:cx1="http://schemas.microsoft.com/office/drawing/2015/9/8/chartex" xmlns:cx2="http://schemas.microsoft.com/office/drawing/2015/10/21/chartex" xmlns:cx3="http://schemas.microsoft.com/office/drawing/2016/5/9/chartex" xmlns:cx4="http://schemas.microsoft.com/office/drawing/2016/5/10/chartex" xmlns:cx5="http://schemas.microsoft.com/office/drawing/2016/5/11/chartex" xmlns:cx6="http://schemas.microsoft.com/office/drawing/2016/5/12/chartex" xmlns:cx7="http://schemas.microsoft.com/office/drawing/2016/5/13/chartex" xmlns:cx8="http://schemas.microsoft.com/office/drawing/2016/5/14/chartex" xmlns:mc="http://schemas.openxmlformats.org/markup-compatibility/2006" xmlns:aink="http://schemas.microsoft.com/office/drawing/2016/ink" xmlns:am3d="http://schemas.microsoft.com/office/drawing/2017/model3d" xmlns:o="urn:schemas-microsoft-com:office:office" xmlns:oel="http://schemas.microsoft.com/office/2019/extlst" xmlns:r="http://schemas.openxmlformats.org/officeDocument/2006/relationships" xmlns:m="http://schemas.openxmlformats.org/officeDocument/2006/math" xmlns:v="urn:schemas-microsoft-com:vml" xmlns:wp14="http://schemas.microsoft.com/office/word/2010/wordprocessingDrawing" xmlns:wp="http://schemas.openxmlformats.org/drawingml/2006/wordprocessingDrawing" xmlns:w10="urn:schemas-microsoft-com:office:word" xmlns:w="http://schemas.openxmlformats.org/wordprocessingml/2006/main" xmlns:w14="http://schemas.microsoft.com/office/word/2010/wordml" xmlns:w15="http://schemas.microsoft.com/office/word/2012/wordml" xmlns:w16cex="http://schemas.microsoft.com/office/word/2018/wordml/cex" xmlns:w16cid="http://schemas.microsoft.com/office/word/2016/wordml/cid" xmlns:w16="http://schemas.microsoft.com/office/word/2018/wordml" xmlns:w16du="http://schemas.microsoft.com/office/word/2023/wordml/word16du" xmlns:w16sdtdh="http://schemas.microsoft.com/office/word/2020/wordml/sdtdatahash" xmlns:w16sdtfl="http://schemas.microsoft.com/office/word/2024/wordml/sdtformatlock" xmlns:w16se="http://schemas.microsoft.com/office/word/2015/wordml/symex" xmlns:wpg="http://schemas.microsoft.com/office/word/2010/wordprocessingGroup" xmlns:wpi="http://schemas.microsoft.com/office/word/2010/wordprocessingInk" xmlns:wne="http://schemas.microsoft.com/office/word/2006/wordml" xmlns:wps="http://schemas.microsoft.com/office/word/2010/wordprocessingShape" mc:Ignorable="w14 w15 w16se w16cid w16 w16cex w16sdtdh w16sdtfl w16du wp14">
   <w:body>
     <w:tbl>
       <w:tblPr>
@@ -35,7 +35,6 @@
               <w:bottom w:val="single" w:sz="8" w:space="0" w:color="FFFFFF" w:themeColor="background1"/>
               <w:right w:val="single" w:sz="8" w:space="0" w:color="FFFFFF" w:themeColor="background1"/>
             </w:tcBorders>
-            <w:shd w:val="clear" w:color="auto" w:fill="auto"/>
             <w:tcMar>
               <w:top w:w="100" w:type="dxa"/>
               <w:left w:w="100" w:type="dxa"/>
@@ -45,76 +44,77 @@
           </w:tcPr>
           <w:p>
             <w:pPr>
-              <w:spacing w:after="0"/>
+              <w:spacing w:after="0" w:line="240" w:lineRule="auto"/>
               <w:jc w:val="center"/>
               <w:rPr>
-                <w:rFonts w:ascii="Kokila" w:eastAsia="Kokila" w:hAnsi="Kokila" w:cs="Kokila"/>
-                <w:b/>
-                <w:bCs/>
-                <w:sz w:val="36"/>
-                <w:szCs w:val="36"/>
+                <w:rFonts w:asciiTheme="minorBidi" w:eastAsia="Kokila" w:hAnsiTheme="minorBidi" w:cstheme="minorBidi"/>
+                <w:b/>
+                <w:bCs/>
+                <w:sz w:val="24"/>
+                <w:szCs w:val="24"/>
               </w:rPr>
             </w:pPr>
             <w:r>
               <w:rPr>
-                <w:rFonts w:ascii="Kokila" w:eastAsia="Kokila" w:hAnsi="Kokila" w:cs="Kokila"/>
-                <w:b/>
-                <w:bCs/>
-                <w:sz w:val="36"/>
-                <w:szCs w:val="36"/>
+                <w:rFonts w:asciiTheme="minorBidi" w:eastAsia="Kokila" w:hAnsiTheme="minorBidi" w:cstheme="minorBidi"/>
+                <w:b/>
+                <w:bCs/>
+                <w:sz w:val="24"/>
+                <w:szCs w:val="24"/>
                 <w:cs/>
+                <w:lang w:val="en-GB"/>
               </w:rPr>
               <w:t>प</w:t>
             </w:r>
             <w:r>
               <w:rPr>
-                <w:rFonts w:ascii="Kokila" w:eastAsia="Kokila" w:hAnsi="Kokila" w:cs="Kokila"/>
-                <w:b/>
-                <w:bCs/>
-                <w:sz w:val="36"/>
-                <w:szCs w:val="36"/>
+                <w:rFonts w:asciiTheme="minorBidi" w:eastAsia="Kokila" w:hAnsiTheme="minorBidi" w:cstheme="minorBidi"/>
+                <w:b/>
+                <w:bCs/>
+                <w:sz w:val="24"/>
+                <w:szCs w:val="24"/>
               </w:rPr>
               <w:t>0</w:t>
             </w:r>
             <w:r>
               <w:rPr>
-                <w:rFonts w:ascii="Kokila" w:eastAsia="Kokila" w:hAnsi="Kokila" w:cs="Kokila"/>
-                <w:b/>
-                <w:bCs/>
-                <w:sz w:val="36"/>
-                <w:szCs w:val="36"/>
+                <w:rFonts w:asciiTheme="minorBidi" w:eastAsia="Kokila" w:hAnsiTheme="minorBidi" w:cstheme="minorBidi"/>
+                <w:b/>
+                <w:bCs/>
+                <w:sz w:val="24"/>
+                <w:szCs w:val="24"/>
                 <w:cs/>
               </w:rPr>
               <w:t>म</w:t>
             </w:r>
             <w:r>
               <w:rPr>
-                <w:rFonts w:ascii="Kokila" w:eastAsia="Kokila" w:hAnsi="Kokila" w:cs="Kokila"/>
-                <w:b/>
-                <w:bCs/>
-                <w:sz w:val="36"/>
-                <w:szCs w:val="36"/>
+                <w:rFonts w:asciiTheme="minorBidi" w:eastAsia="Kokila" w:hAnsiTheme="minorBidi" w:cstheme="minorBidi"/>
+                <w:b/>
+                <w:bCs/>
+                <w:sz w:val="24"/>
+                <w:szCs w:val="24"/>
               </w:rPr>
               <w:t>0</w:t>
             </w:r>
             <w:r>
               <w:rPr>
-                <w:rFonts w:ascii="Kokila" w:eastAsia="Kokila" w:hAnsi="Kokila" w:cs="Kokila"/>
-                <w:b/>
-                <w:bCs/>
-                <w:sz w:val="36"/>
-                <w:szCs w:val="36"/>
+                <w:rFonts w:asciiTheme="minorBidi" w:eastAsia="Kokila" w:hAnsiTheme="minorBidi" w:cstheme="minorBidi"/>
+                <w:b/>
+                <w:bCs/>
+                <w:sz w:val="24"/>
+                <w:szCs w:val="24"/>
                 <w:cs/>
               </w:rPr>
               <w:t>रे</w:t>
             </w:r>
             <w:r>
               <w:rPr>
-                <w:rFonts w:ascii="Kokila" w:eastAsia="Kokila" w:hAnsi="Kokila" w:cs="Kokila"/>
-                <w:b/>
-                <w:bCs/>
-                <w:sz w:val="36"/>
-                <w:szCs w:val="36"/>
+                <w:rFonts w:asciiTheme="minorBidi" w:eastAsia="Kokila" w:hAnsiTheme="minorBidi" w:cstheme="minorBidi"/>
+                <w:b/>
+                <w:bCs/>
+                <w:sz w:val="24"/>
+                <w:szCs w:val="24"/>
               </w:rPr>
               <w:t>0</w:t>
             </w:r>
@@ -122,63 +122,63 @@
           <w:p>
             <w:pPr>
               <w:widowControl w:val="0"/>
-              <w:spacing w:after="0"/>
+              <w:spacing w:after="0" w:line="240" w:lineRule="auto"/>
               <w:jc w:val="center"/>
               <w:rPr>
-                <w:rFonts w:ascii="Kokila" w:eastAsia="Kokila" w:hAnsi="Kokila" w:cs="Kokila"/>
-                <w:b/>
-                <w:bCs/>
-                <w:sz w:val="28"/>
-                <w:szCs w:val="28"/>
+                <w:rFonts w:asciiTheme="minorBidi" w:eastAsia="Kokila" w:hAnsiTheme="minorBidi" w:cstheme="minorBidi"/>
+                <w:b/>
+                <w:bCs/>
+                <w:sz w:val="24"/>
+                <w:szCs w:val="24"/>
               </w:rPr>
             </w:pPr>
             <w:r>
               <w:rPr>
-                <w:rFonts w:ascii="Kokila" w:eastAsia="Kokila" w:hAnsi="Kokila" w:cs="Kokila"/>
-                <w:b/>
-                <w:bCs/>
-                <w:sz w:val="28"/>
-                <w:szCs w:val="28"/>
+                <w:rFonts w:asciiTheme="minorBidi" w:eastAsia="Kokila" w:hAnsiTheme="minorBidi" w:cstheme="minorBidi"/>
+                <w:b/>
+                <w:bCs/>
+                <w:sz w:val="24"/>
+                <w:szCs w:val="24"/>
                 <w:cs/>
               </w:rPr>
               <w:t xml:space="preserve">पत्र क्र.सरईग्राम/ </w:t>
             </w:r>
             <w:r>
               <w:rPr>
-                <w:rFonts w:ascii="Kokila" w:eastAsia="Kokila" w:hAnsi="Kokila" w:cs="Kokila"/>
-                <w:b/>
-                <w:sz w:val="32"/>
-                <w:szCs w:val="32"/>
+                <w:rFonts w:asciiTheme="minorBidi" w:eastAsia="Kokila" w:hAnsiTheme="minorBidi" w:cstheme="minorBidi"/>
+                <w:b/>
+                <w:sz w:val="24"/>
+                <w:szCs w:val="24"/>
               </w:rPr>
               <w:t>STAFF</w:t>
             </w:r>
             <w:r>
               <w:rPr>
-                <w:rFonts w:ascii="Kokila" w:eastAsia="Kokila" w:hAnsi="Kokila" w:cs="Kokila"/>
-                <w:b/>
-                <w:bCs/>
-                <w:sz w:val="32"/>
-                <w:szCs w:val="32"/>
+                <w:rFonts w:asciiTheme="minorBidi" w:eastAsia="Kokila" w:hAnsiTheme="minorBidi" w:cstheme="minorBidi"/>
+                <w:b/>
+                <w:bCs/>
+                <w:sz w:val="24"/>
+                <w:szCs w:val="24"/>
                 <w:cs/>
               </w:rPr>
               <w:t>-</w:t>
             </w:r>
             <w:r>
               <w:rPr>
-                <w:rFonts w:ascii="Kokila" w:eastAsia="Kokila" w:hAnsi="Kokila" w:cs="Kokila"/>
-                <w:b/>
-                <w:sz w:val="32"/>
-                <w:szCs w:val="32"/>
+                <w:rFonts w:asciiTheme="minorBidi" w:eastAsia="Kokila" w:hAnsiTheme="minorBidi" w:cstheme="minorBidi"/>
+                <w:b/>
+                <w:sz w:val="24"/>
+                <w:szCs w:val="24"/>
               </w:rPr>
               <w:t>IV</w:t>
             </w:r>
             <w:r>
               <w:rPr>
-                <w:rFonts w:ascii="Kokila" w:eastAsia="Kokila" w:hAnsi="Kokila" w:cs="Kokila"/>
-                <w:b/>
-                <w:bCs/>
-                <w:sz w:val="32"/>
-                <w:szCs w:val="32"/>
+                <w:rFonts w:asciiTheme="minorBidi" w:eastAsia="Kokila" w:hAnsiTheme="minorBidi" w:cstheme="minorBidi"/>
+                <w:b/>
+                <w:bCs/>
+                <w:sz w:val="24"/>
+                <w:szCs w:val="24"/>
                 <w:cs/>
                 <w:lang w:val="en-GB"/>
               </w:rPr>
@@ -188,43 +188,32 @@
           <w:p>
             <w:pPr>
               <w:widowControl w:val="0"/>
-              <w:spacing w:after="0"/>
+              <w:spacing w:after="0" w:line="240" w:lineRule="auto"/>
               <w:jc w:val="center"/>
               <w:rPr>
-                <w:rFonts w:ascii="Kokila" w:eastAsia="Kokila" w:hAnsi="Kokila" w:cs="Kokila"/>
-                <w:b/>
-                <w:bCs/>
-                <w:sz w:val="36"/>
-                <w:szCs w:val="36"/>
+                <w:rFonts w:asciiTheme="minorBidi" w:eastAsia="Kokila" w:hAnsiTheme="minorBidi" w:cstheme="minorBidi"/>
+                <w:b/>
+                <w:bCs/>
+                <w:sz w:val="24"/>
+                <w:szCs w:val="24"/>
               </w:rPr>
             </w:pPr>
             <w:r>
               <w:rPr>
-                <w:rFonts w:ascii="Kokila" w:eastAsia="Kokila" w:hAnsi="Kokila" w:cs="Kokila"/>
-                <w:b/>
-                <w:bCs/>
-                <w:sz w:val="36"/>
-                <w:szCs w:val="36"/>
+                <w:rFonts w:asciiTheme="minorBidi" w:eastAsia="Kokila" w:hAnsiTheme="minorBidi" w:cstheme="minorBidi"/>
+                <w:b/>
+                <w:bCs/>
+                <w:sz w:val="24"/>
+                <w:szCs w:val="24"/>
                 <w:cs/>
               </w:rPr>
-              <w:t xml:space="preserve">दिनांक </w:t>
-            </w:r>
-            <w:r>
-              <w:rPr>
-                <w:rFonts w:ascii="Kokila" w:eastAsia="Kokila" w:hAnsi="Kokila" w:cs="Kokila"/>
-                <w:b/>
-                <w:bCs/>
-                <w:sz w:val="28"/>
-                <w:szCs w:val="28"/>
-                <w:cs/>
-              </w:rPr>
-              <w:t>/</w:t>
-            </w:r>
-            <w:r>
-              <w:rPr>
-                <w:rFonts w:ascii="Kokila" w:eastAsia="Times New Roman" w:hAnsi="Kokila" w:cs="Kokila"/>
-                <w:sz w:val="28"/>
-                <w:szCs w:val="28"/>
+              <w:t>दिनांक /</w:t>
+            </w:r>
+            <w:r>
+              <w:rPr>
+                <w:rFonts w:asciiTheme="minorBidi" w:eastAsia="Times New Roman" w:hAnsiTheme="minorBidi" w:cstheme="minorBidi"/>
+                <w:sz w:val="24"/>
+                <w:szCs w:val="24"/>
                 <w:cs/>
                 <w:lang w:eastAsia="en-IN"/>
               </w:rPr>
@@ -233,9 +222,9 @@
             <w:proofErr w:type="spellStart"/>
             <w:r>
               <w:rPr>
-                <w:rFonts w:ascii="Kokila" w:eastAsia="Times New Roman" w:hAnsi="Kokila" w:cs="Kokila"/>
-                <w:sz w:val="28"/>
-                <w:szCs w:val="28"/>
+                <w:rFonts w:asciiTheme="minorBidi" w:eastAsia="Times New Roman" w:hAnsiTheme="minorBidi" w:cstheme="minorBidi"/>
+                <w:sz w:val="24"/>
+                <w:szCs w:val="24"/>
                 <w:lang w:eastAsia="en-IN"/>
               </w:rPr>
               <w:t>LetterDate</w:t>
@@ -243,9 +232,9 @@
             <w:proofErr w:type="spellEnd"/>
             <w:r>
               <w:rPr>
-                <w:rFonts w:ascii="Kokila" w:eastAsia="Times New Roman" w:hAnsi="Kokila" w:cs="Kokila"/>
-                <w:sz w:val="28"/>
-                <w:szCs w:val="28"/>
+                <w:rFonts w:asciiTheme="minorBidi" w:eastAsia="Times New Roman" w:hAnsiTheme="minorBidi" w:cstheme="minorBidi"/>
+                <w:sz w:val="24"/>
+                <w:szCs w:val="24"/>
                 <w:cs/>
                 <w:lang w:eastAsia="en-IN"/>
               </w:rPr>
@@ -262,7 +251,6 @@
               <w:bottom w:val="single" w:sz="8" w:space="0" w:color="FFFFFF" w:themeColor="background1"/>
               <w:right w:val="single" w:sz="8" w:space="0" w:color="FFFFFF" w:themeColor="background1"/>
             </w:tcBorders>
-            <w:shd w:val="clear" w:color="auto" w:fill="auto"/>
             <w:tcMar>
               <w:top w:w="100" w:type="dxa"/>
               <w:left w:w="100" w:type="dxa"/>
@@ -273,26 +261,28 @@
           <w:p>
             <w:pPr>
               <w:widowControl w:val="0"/>
-              <w:spacing w:after="0"/>
+              <w:spacing w:after="0" w:line="240" w:lineRule="auto"/>
               <w:jc w:val="center"/>
               <w:rPr>
-                <w:rFonts w:ascii="Kokila" w:eastAsia="Kokila" w:hAnsi="Kokila" w:cs="Kokila"/>
-                <w:b/>
-                <w:bCs/>
-                <w:sz w:val="40"/>
-                <w:szCs w:val="40"/>
+                <w:rFonts w:asciiTheme="minorBidi" w:eastAsia="Kokila" w:hAnsiTheme="minorBidi" w:cstheme="minorBidi"/>
+                <w:b/>
+                <w:bCs/>
+                <w:sz w:val="24"/>
+                <w:szCs w:val="24"/>
               </w:rPr>
             </w:pPr>
             <w:r>
               <w:rPr>
-                <w:rFonts w:ascii="Kokila" w:hAnsi="Kokila" w:cs="Kokila"/>
+                <w:rFonts w:asciiTheme="minorBidi" w:hAnsiTheme="minorBidi" w:cstheme="minorBidi"/>
                 <w:noProof/>
+                <w:sz w:val="24"/>
+                <w:szCs w:val="24"/>
                 <w:lang w:eastAsia="en-IN"/>
               </w:rPr>
               <w:drawing>
-                <wp:inline distT="0" distB="0" distL="0" distR="0" wp14:anchorId="4B7ADF20" wp14:editId="43CEAA1D">
+                <wp:inline distT="0" distB="0" distL="0" distR="0" wp14:anchorId="4B7ADF20" wp14:editId="286C7BB9">
                   <wp:extent cx="817401" cy="769318"/>
-                  <wp:effectExtent l="0" t="0" r="0" b="0"/>
+                  <wp:effectExtent l="0" t="0" r="1905" b="0"/>
                   <wp:docPr id="21" name="image1.png" descr="logo.png"/>
                   <wp:cNvGraphicFramePr>
                     <a:graphicFrameLocks xmlns:a="http://schemas.openxmlformats.org/drawingml/2006/main"/>
@@ -325,6 +315,7 @@
                             <a:avLst/>
                           </a:prstGeom>
                           <a:ln/>
+                          <a:effectLst/>
                         </pic:spPr>
                       </pic:pic>
                     </a:graphicData>
@@ -343,7 +334,6 @@
               <w:bottom w:val="single" w:sz="8" w:space="0" w:color="FFFFFF" w:themeColor="background1"/>
               <w:right w:val="single" w:sz="8" w:space="0" w:color="FFFFFF" w:themeColor="background1"/>
             </w:tcBorders>
-            <w:shd w:val="clear" w:color="auto" w:fill="auto"/>
             <w:tcMar>
               <w:top w:w="100" w:type="dxa"/>
               <w:left w:w="100" w:type="dxa"/>
@@ -353,23 +343,23 @@
           </w:tcPr>
           <w:p>
             <w:pPr>
-              <w:spacing w:after="0"/>
+              <w:spacing w:after="0" w:line="240" w:lineRule="auto"/>
               <w:jc w:val="center"/>
               <w:rPr>
-                <w:rFonts w:ascii="Kokila" w:eastAsia="Kokila" w:hAnsi="Kokila" w:cs="Kokila"/>
-                <w:b/>
-                <w:bCs/>
-                <w:sz w:val="36"/>
-                <w:szCs w:val="36"/>
+                <w:rFonts w:asciiTheme="minorBidi" w:eastAsia="Kokila" w:hAnsiTheme="minorBidi" w:cstheme="minorBidi"/>
+                <w:b/>
+                <w:bCs/>
+                <w:sz w:val="24"/>
+                <w:szCs w:val="24"/>
               </w:rPr>
             </w:pPr>
             <w:r>
               <w:rPr>
-                <w:rFonts w:ascii="Kokila" w:eastAsia="Kokila" w:hAnsi="Kokila" w:cs="Kokila"/>
-                <w:b/>
-                <w:bCs/>
-                <w:sz w:val="36"/>
-                <w:szCs w:val="36"/>
+                <w:rFonts w:asciiTheme="minorBidi" w:eastAsia="Kokila" w:hAnsiTheme="minorBidi" w:cstheme="minorBidi"/>
+                <w:b/>
+                <w:bCs/>
+                <w:sz w:val="24"/>
+                <w:szCs w:val="24"/>
                 <w:cs/>
               </w:rPr>
               <w:t>कार्यालय</w:t>
@@ -378,23 +368,23 @@
           <w:p>
             <w:pPr>
               <w:widowControl w:val="0"/>
-              <w:spacing w:after="0"/>
+              <w:spacing w:after="0" w:line="240" w:lineRule="auto"/>
               <w:jc w:val="center"/>
               <w:rPr>
-                <w:rFonts w:ascii="Kokila" w:eastAsia="Kokila" w:hAnsi="Kokila" w:cs="Kokila"/>
-                <w:b/>
-                <w:bCs/>
-                <w:sz w:val="36"/>
-                <w:szCs w:val="36"/>
+                <w:rFonts w:asciiTheme="minorBidi" w:eastAsia="Kokila" w:hAnsiTheme="minorBidi" w:cstheme="minorBidi"/>
+                <w:b/>
+                <w:bCs/>
+                <w:sz w:val="24"/>
+                <w:szCs w:val="24"/>
               </w:rPr>
             </w:pPr>
             <w:r>
               <w:rPr>
-                <w:rFonts w:ascii="Kokila" w:eastAsia="Kokila" w:hAnsi="Kokila" w:cs="Kokila"/>
-                <w:b/>
-                <w:bCs/>
-                <w:sz w:val="36"/>
-                <w:szCs w:val="36"/>
+                <w:rFonts w:asciiTheme="minorBidi" w:eastAsia="Kokila" w:hAnsiTheme="minorBidi" w:cstheme="minorBidi"/>
+                <w:b/>
+                <w:bCs/>
+                <w:sz w:val="24"/>
+                <w:szCs w:val="24"/>
                 <w:cs/>
               </w:rPr>
               <w:t>वरिष्ठ खण्ड अभियंता</w:t>
@@ -403,65 +393,65 @@
           <w:p>
             <w:pPr>
               <w:widowControl w:val="0"/>
-              <w:spacing w:after="0"/>
+              <w:spacing w:after="0" w:line="240" w:lineRule="auto"/>
               <w:jc w:val="center"/>
               <w:rPr>
-                <w:rFonts w:ascii="Kokila" w:eastAsia="Kokila" w:hAnsi="Kokila" w:cs="Kokila"/>
-                <w:b/>
-                <w:bCs/>
-                <w:sz w:val="36"/>
-                <w:szCs w:val="36"/>
+                <w:rFonts w:asciiTheme="minorBidi" w:eastAsia="Kokila" w:hAnsiTheme="minorBidi" w:cstheme="minorBidi"/>
+                <w:b/>
+                <w:bCs/>
+                <w:sz w:val="24"/>
+                <w:szCs w:val="24"/>
               </w:rPr>
             </w:pPr>
             <w:r>
               <w:rPr>
-                <w:rFonts w:ascii="Kokila" w:eastAsia="Kokila" w:hAnsi="Kokila" w:cs="Kokila"/>
-                <w:b/>
-                <w:bCs/>
-                <w:sz w:val="36"/>
-                <w:szCs w:val="36"/>
+                <w:rFonts w:asciiTheme="minorBidi" w:eastAsia="Kokila" w:hAnsiTheme="minorBidi" w:cstheme="minorBidi"/>
+                <w:b/>
+                <w:bCs/>
+                <w:sz w:val="24"/>
+                <w:szCs w:val="24"/>
                 <w:cs/>
               </w:rPr>
               <w:t>(रे</w:t>
             </w:r>
             <w:r>
               <w:rPr>
-                <w:rFonts w:ascii="Kokila" w:eastAsia="Kokila" w:hAnsi="Kokila" w:cs="Kokila"/>
-                <w:b/>
-                <w:bCs/>
-                <w:sz w:val="36"/>
-                <w:szCs w:val="36"/>
+                <w:rFonts w:asciiTheme="minorBidi" w:eastAsia="Kokila" w:hAnsiTheme="minorBidi" w:cstheme="minorBidi"/>
+                <w:b/>
+                <w:bCs/>
+                <w:sz w:val="24"/>
+                <w:szCs w:val="24"/>
               </w:rPr>
               <w:t>0</w:t>
             </w:r>
             <w:r>
               <w:rPr>
-                <w:rFonts w:ascii="Kokila" w:eastAsia="Kokila" w:hAnsi="Kokila" w:cs="Kokila"/>
-                <w:b/>
-                <w:bCs/>
-                <w:sz w:val="36"/>
-                <w:szCs w:val="36"/>
+                <w:rFonts w:asciiTheme="minorBidi" w:eastAsia="Kokila" w:hAnsiTheme="minorBidi" w:cstheme="minorBidi"/>
+                <w:b/>
+                <w:bCs/>
+                <w:sz w:val="24"/>
+                <w:szCs w:val="24"/>
                 <w:cs/>
               </w:rPr>
               <w:t>प</w:t>
             </w:r>
             <w:r>
               <w:rPr>
-                <w:rFonts w:ascii="Kokila" w:eastAsia="Kokila" w:hAnsi="Kokila" w:cs="Kokila"/>
-                <w:b/>
-                <w:bCs/>
-                <w:sz w:val="36"/>
-                <w:szCs w:val="36"/>
+                <w:rFonts w:asciiTheme="minorBidi" w:eastAsia="Kokila" w:hAnsiTheme="minorBidi" w:cstheme="minorBidi"/>
+                <w:b/>
+                <w:bCs/>
+                <w:sz w:val="24"/>
+                <w:szCs w:val="24"/>
               </w:rPr>
               <w:t>0</w:t>
             </w:r>
             <w:r>
               <w:rPr>
-                <w:rFonts w:ascii="Kokila" w:eastAsia="Kokila" w:hAnsi="Kokila" w:cs="Kokila"/>
-                <w:b/>
-                <w:bCs/>
-                <w:sz w:val="36"/>
-                <w:szCs w:val="36"/>
+                <w:rFonts w:asciiTheme="minorBidi" w:eastAsia="Kokila" w:hAnsiTheme="minorBidi" w:cstheme="minorBidi"/>
+                <w:b/>
+                <w:bCs/>
+                <w:sz w:val="24"/>
+                <w:szCs w:val="24"/>
                 <w:cs/>
               </w:rPr>
               <w:t>) सरईग्राम</w:t>
@@ -474,11 +464,11 @@
       <w:pPr>
         <w:spacing w:after="0" w:line="240" w:lineRule="auto"/>
         <w:rPr>
-          <w:rFonts w:ascii="Kokila" w:eastAsia="Kokila" w:hAnsi="Kokila" w:cs="Kokila"/>
+          <w:rFonts w:asciiTheme="minorBidi" w:eastAsia="Kokila" w:hAnsiTheme="minorBidi" w:cstheme="minorBidi"/>
           <w:b/>
           <w:bCs/>
-          <w:sz w:val="28"/>
-          <w:szCs w:val="28"/>
+          <w:sz w:val="24"/>
+          <w:szCs w:val="24"/>
           <w:lang w:val="en-US"/>
         </w:rPr>
       </w:pPr>
@@ -487,21 +477,21 @@
       <w:pPr>
         <w:spacing w:after="0" w:line="240" w:lineRule="auto"/>
         <w:rPr>
-          <w:rFonts w:ascii="Kokila" w:eastAsia="Kokila" w:hAnsi="Kokila" w:cs="Kokila"/>
+          <w:rFonts w:asciiTheme="minorBidi" w:eastAsia="Kokila" w:hAnsiTheme="minorBidi" w:cstheme="minorBidi"/>
           <w:b/>
           <w:bCs/>
-          <w:sz w:val="28"/>
-          <w:szCs w:val="28"/>
+          <w:sz w:val="24"/>
+          <w:szCs w:val="24"/>
           <w:lang w:val="en-US"/>
         </w:rPr>
       </w:pPr>
       <w:r>
         <w:rPr>
-          <w:rFonts w:ascii="Kokila" w:eastAsia="Kokila" w:hAnsi="Kokila" w:cs="Kokila"/>
+          <w:rFonts w:asciiTheme="minorBidi" w:eastAsia="Kokila" w:hAnsiTheme="minorBidi" w:cstheme="minorBidi"/>
           <w:b/>
           <w:bCs/>
-          <w:sz w:val="28"/>
-          <w:szCs w:val="28"/>
+          <w:sz w:val="24"/>
+          <w:szCs w:val="24"/>
           <w:cs/>
           <w:lang w:val="en-US"/>
         </w:rPr>
@@ -509,11 +499,11 @@
       </w:r>
       <w:r>
         <w:rPr>
-          <w:rFonts w:ascii="Kokila" w:eastAsia="Kokila" w:hAnsi="Kokila" w:cs="Kokila"/>
+          <w:rFonts w:asciiTheme="minorBidi" w:eastAsia="Kokila" w:hAnsiTheme="minorBidi" w:cstheme="minorBidi"/>
           <w:b/>
           <w:bCs/>
-          <w:sz w:val="28"/>
-          <w:szCs w:val="28"/>
+          <w:sz w:val="24"/>
+          <w:szCs w:val="24"/>
           <w:lang w:val="en-US"/>
         </w:rPr>
         <w:t>,</w:t>
@@ -521,63 +511,93 @@
     </w:p>
     <w:p>
       <w:pPr>
-        <w:spacing w:line="360" w:lineRule="auto"/>
+        <w:spacing w:line="240" w:lineRule="auto"/>
         <w:ind w:left="1440" w:hanging="1440"/>
         <w:rPr>
-          <w:rFonts w:ascii="Kokila" w:eastAsia="Kokila" w:hAnsi="Kokila" w:cs="Kokila"/>
+          <w:rFonts w:asciiTheme="minorBidi" w:eastAsia="Kokila" w:hAnsiTheme="minorBidi" w:cstheme="minorBidi"/>
           <w:b/>
           <w:bCs/>
-          <w:sz w:val="28"/>
-          <w:szCs w:val="28"/>
+          <w:sz w:val="24"/>
+          <w:szCs w:val="24"/>
         </w:rPr>
       </w:pPr>
       <w:r>
         <w:rPr>
-          <w:rFonts w:ascii="Kokila" w:eastAsia="Kokila" w:hAnsi="Kokila" w:cs="Kokila"/>
+          <w:rFonts w:asciiTheme="minorBidi" w:eastAsia="Kokila" w:hAnsiTheme="minorBidi" w:cstheme="minorBidi"/>
           <w:b/>
           <w:bCs/>
-          <w:sz w:val="28"/>
-          <w:szCs w:val="28"/>
+          <w:sz w:val="24"/>
+          <w:szCs w:val="24"/>
           <w:cs/>
           <w:lang w:val="en-GB"/>
         </w:rPr>
-        <w:t xml:space="preserve">                          </w:t>
-      </w:r>
-      <w:r>
-        <w:rPr>
-          <w:rFonts w:ascii="Kokila" w:eastAsia="Kokila" w:hAnsi="Kokila" w:cs="Kokila"/>
+        <w:t xml:space="preserve">            </w:t>
+      </w:r>
+      <w:r>
+        <w:rPr>
+          <w:rFonts w:asciiTheme="minorBidi" w:eastAsia="Kokila" w:hAnsiTheme="minorBidi" w:cstheme="minorBidi"/>
           <w:b/>
           <w:bCs/>
-          <w:sz w:val="28"/>
-          <w:szCs w:val="28"/>
-          <w:cs/>
-        </w:rPr>
-        <w:t xml:space="preserve">मेट यू.नं. </w:t>
-      </w:r>
-      <w:r>
-        <w:rPr>
-          <w:rFonts w:ascii="Kokila" w:hAnsi="Kokila" w:cs="Kokila"/>
-          <w:sz w:val="28"/>
-          <w:szCs w:val="28"/>
+          <w:sz w:val="24"/>
+          <w:szCs w:val="24"/>
+          <w:cs/>
+        </w:rPr>
+        <w:t xml:space="preserve">मेट </w:t>
+      </w:r>
+      <w:proofErr w:type="spellStart"/>
+      <w:r>
+        <w:rPr>
+          <w:rFonts w:asciiTheme="minorBidi" w:eastAsia="Kokila" w:hAnsiTheme="minorBidi" w:cstheme="minorBidi"/>
+          <w:b/>
+          <w:bCs/>
+          <w:sz w:val="24"/>
+          <w:szCs w:val="24"/>
+          <w:cs/>
+        </w:rPr>
+        <w:t>यू.नं</w:t>
+      </w:r>
+      <w:proofErr w:type="spellEnd"/>
+      <w:r>
+        <w:rPr>
+          <w:rFonts w:asciiTheme="minorBidi" w:eastAsia="Kokila" w:hAnsiTheme="minorBidi" w:cstheme="minorBidi"/>
+          <w:b/>
+          <w:bCs/>
+          <w:sz w:val="24"/>
+          <w:szCs w:val="24"/>
+          <w:cs/>
+        </w:rPr>
+        <w:t xml:space="preserve">. </w:t>
+      </w:r>
+      <w:r>
+        <w:rPr>
+          <w:rFonts w:asciiTheme="minorBidi" w:hAnsiTheme="minorBidi" w:cstheme="minorBidi"/>
+          <w:sz w:val="24"/>
+          <w:szCs w:val="24"/>
           <w:cs/>
         </w:rPr>
         <w:t>[</w:t>
       </w:r>
-      <w:proofErr w:type="spellStart"/>
-      <w:r>
-        <w:rPr>
-          <w:rFonts w:ascii="Kokila" w:hAnsi="Kokila" w:cs="Kokila"/>
-          <w:sz w:val="28"/>
-          <w:szCs w:val="28"/>
-        </w:rPr>
-        <w:t>UnitNumber</w:t>
-      </w:r>
-      <w:proofErr w:type="spellEnd"/>
-      <w:r>
-        <w:rPr>
-          <w:rFonts w:ascii="Kokila" w:hAnsi="Kokila" w:cs="Kokila"/>
-          <w:sz w:val="28"/>
-          <w:szCs w:val="28"/>
+      <w:r>
+        <w:rPr>
+          <w:rFonts w:asciiTheme="minorBidi" w:hAnsiTheme="minorBidi" w:cstheme="minorBidi"/>
+          <w:sz w:val="24"/>
+          <w:szCs w:val="24"/>
+        </w:rPr>
+        <w:t>UNIT</w:t>
+      </w:r>
+      <w:r>
+        <w:rPr>
+          <w:rFonts w:asciiTheme="minorBidi" w:hAnsiTheme="minorBidi" w:cstheme="minorBidi"/>
+          <w:sz w:val="24"/>
+          <w:szCs w:val="24"/>
+        </w:rPr>
+        <w:t xml:space="preserve"> /MUSTER NUMBER</w:t>
+      </w:r>
+      <w:r>
+        <w:rPr>
+          <w:rFonts w:asciiTheme="minorBidi" w:hAnsiTheme="minorBidi" w:cstheme="minorBidi"/>
+          <w:sz w:val="24"/>
+          <w:szCs w:val="24"/>
           <w:cs/>
         </w:rPr>
         <w:t>]</w:t>
@@ -585,44 +605,44 @@
     </w:p>
     <w:p>
       <w:pPr>
-        <w:spacing w:line="360" w:lineRule="auto"/>
+        <w:spacing w:line="240" w:lineRule="auto"/>
         <w:ind w:left="1440" w:hanging="1440"/>
         <w:rPr>
-          <w:rFonts w:ascii="Kokila" w:eastAsia="Kokila" w:hAnsi="Kokila" w:cs="Kokila"/>
+          <w:rFonts w:asciiTheme="minorBidi" w:eastAsia="Kokila" w:hAnsiTheme="minorBidi" w:cstheme="minorBidi"/>
           <w:b/>
           <w:bCs/>
-          <w:sz w:val="28"/>
-          <w:szCs w:val="28"/>
+          <w:sz w:val="24"/>
+          <w:szCs w:val="24"/>
         </w:rPr>
       </w:pPr>
       <w:r>
         <w:rPr>
-          <w:rFonts w:ascii="Kokila" w:eastAsia="Kokila" w:hAnsi="Kokila" w:cs="Kokila"/>
+          <w:rFonts w:asciiTheme="minorBidi" w:eastAsia="Kokila" w:hAnsiTheme="minorBidi" w:cstheme="minorBidi"/>
           <w:b/>
           <w:bCs/>
-          <w:sz w:val="28"/>
-          <w:szCs w:val="28"/>
+          <w:sz w:val="24"/>
+          <w:szCs w:val="24"/>
           <w:cs/>
         </w:rPr>
         <w:t xml:space="preserve">विषय :-  </w:t>
       </w:r>
       <w:r>
         <w:rPr>
-          <w:rFonts w:ascii="Kokila" w:eastAsia="Kokila" w:hAnsi="Kokila" w:cs="Kokila"/>
+          <w:rFonts w:asciiTheme="minorBidi" w:eastAsia="Kokila" w:hAnsiTheme="minorBidi" w:cstheme="minorBidi"/>
           <w:b/>
           <w:bCs/>
-          <w:sz w:val="28"/>
-          <w:szCs w:val="28"/>
+          <w:sz w:val="24"/>
+          <w:szCs w:val="24"/>
         </w:rPr>
         <w:tab/>
       </w:r>
       <w:r>
         <w:rPr>
-          <w:rFonts w:ascii="Kokila" w:eastAsia="Kokila" w:hAnsi="Kokila" w:cs="Kokila"/>
+          <w:rFonts w:asciiTheme="minorBidi" w:eastAsia="Kokila" w:hAnsiTheme="minorBidi" w:cstheme="minorBidi"/>
           <w:b/>
           <w:bCs/>
-          <w:sz w:val="28"/>
-          <w:szCs w:val="28"/>
+          <w:sz w:val="24"/>
+          <w:szCs w:val="24"/>
           <w:cs/>
         </w:rPr>
         <w:t>कर्मचारी को ड्यूटी पर लेने बावत ।</w:t>
@@ -630,20 +650,20 @@
     </w:p>
     <w:p>
       <w:pPr>
-        <w:spacing w:line="360" w:lineRule="auto"/>
+        <w:spacing w:line="240" w:lineRule="auto"/>
         <w:ind w:left="1440"/>
         <w:jc w:val="center"/>
         <w:rPr>
-          <w:rFonts w:ascii="Kokila" w:eastAsia="Kokila" w:hAnsi="Kokila" w:cs="Kokila"/>
-          <w:sz w:val="28"/>
-          <w:szCs w:val="28"/>
+          <w:rFonts w:asciiTheme="minorBidi" w:eastAsia="Kokila" w:hAnsiTheme="minorBidi" w:cstheme="minorBidi"/>
+          <w:sz w:val="24"/>
+          <w:szCs w:val="24"/>
         </w:rPr>
       </w:pPr>
       <w:r>
         <w:rPr>
-          <w:rFonts w:ascii="Kokila" w:eastAsia="Kokila" w:hAnsi="Kokila" w:cs="Kokila"/>
-          <w:sz w:val="28"/>
-          <w:szCs w:val="28"/>
+          <w:rFonts w:asciiTheme="minorBidi" w:eastAsia="Kokila" w:hAnsiTheme="minorBidi" w:cstheme="minorBidi"/>
+          <w:sz w:val="24"/>
+          <w:szCs w:val="24"/>
           <w:cs/>
         </w:rPr>
         <w:t>***</w:t>
@@ -651,66 +671,69 @@
     </w:p>
     <w:p>
       <w:pPr>
-        <w:spacing w:line="360" w:lineRule="auto"/>
+        <w:spacing w:line="240" w:lineRule="auto"/>
         <w:jc w:val="both"/>
         <w:rPr>
-          <w:rFonts w:ascii="Kokila" w:eastAsia="Kokila" w:hAnsi="Kokila" w:cs="Kokila"/>
-          <w:sz w:val="28"/>
-          <w:szCs w:val="28"/>
+          <w:rFonts w:asciiTheme="minorBidi" w:eastAsia="Kokila" w:hAnsiTheme="minorBidi" w:cstheme="minorBidi"/>
+          <w:sz w:val="24"/>
+          <w:szCs w:val="24"/>
           <w:cs/>
           <w:lang w:val="en-US"/>
         </w:rPr>
       </w:pPr>
       <w:r>
         <w:rPr>
-          <w:rFonts w:ascii="Kokila" w:eastAsia="Kokila" w:hAnsi="Kokila" w:cs="Kokila"/>
-          <w:sz w:val="28"/>
-          <w:szCs w:val="28"/>
-          <w:cs/>
-        </w:rPr>
-        <w:t xml:space="preserve">                        </w:t>
-      </w:r>
-      <w:r>
-        <w:rPr>
-          <w:rFonts w:ascii="Kokila" w:eastAsia="Kokila" w:hAnsi="Kokila" w:cs="Kokila"/>
-          <w:sz w:val="28"/>
-          <w:szCs w:val="28"/>
-        </w:rPr>
-        <w:tab/>
-      </w:r>
-      <w:r>
-        <w:rPr>
-          <w:rFonts w:ascii="Kokila" w:eastAsia="Kokila" w:hAnsi="Kokila" w:cs="Kokila"/>
-          <w:sz w:val="28"/>
-          <w:szCs w:val="28"/>
-          <w:cs/>
-        </w:rPr>
-        <w:t xml:space="preserve">उपरोक्‍त विषयानुसार कर्मचारी </w:t>
-      </w:r>
-      <w:r>
-        <w:rPr>
-          <w:rFonts w:ascii="Kokila" w:eastAsia="Palanquin Dark" w:hAnsi="Kokila" w:cs="Kokila"/>
+          <w:rFonts w:asciiTheme="minorBidi" w:eastAsia="Kokila" w:hAnsiTheme="minorBidi" w:cstheme="minorBidi"/>
+          <w:sz w:val="24"/>
+          <w:szCs w:val="24"/>
+          <w:cs/>
+        </w:rPr>
+        <w:t xml:space="preserve">           </w:t>
+      </w:r>
+      <w:proofErr w:type="spellStart"/>
+      <w:r>
+        <w:rPr>
+          <w:rFonts w:asciiTheme="minorBidi" w:eastAsia="Kokila" w:hAnsiTheme="minorBidi" w:cstheme="minorBidi"/>
+          <w:sz w:val="24"/>
+          <w:szCs w:val="24"/>
+          <w:cs/>
+        </w:rPr>
+        <w:t>उपरोक्‍त</w:t>
+      </w:r>
+      <w:proofErr w:type="spellEnd"/>
+      <w:r>
+        <w:rPr>
+          <w:rFonts w:asciiTheme="minorBidi" w:eastAsia="Kokila" w:hAnsiTheme="minorBidi" w:cstheme="minorBidi"/>
+          <w:sz w:val="24"/>
+          <w:szCs w:val="24"/>
+          <w:cs/>
+        </w:rPr>
+        <w:t xml:space="preserve"> विषयानुसार कर्मचारी </w:t>
+      </w:r>
+      <w:r>
+        <w:rPr>
+          <w:rFonts w:asciiTheme="minorBidi" w:eastAsia="Palanquin Dark" w:hAnsiTheme="minorBidi" w:cstheme="minorBidi"/>
           <w:color w:val="000000" w:themeColor="text1"/>
-          <w:sz w:val="28"/>
-          <w:szCs w:val="28"/>
+          <w:sz w:val="24"/>
+          <w:szCs w:val="24"/>
           <w:cs/>
         </w:rPr>
         <w:t>श्री</w:t>
       </w:r>
       <w:r>
         <w:rPr>
-          <w:rFonts w:ascii="Kokila" w:eastAsia="Palanquin Dark" w:hAnsi="Kokila" w:cs="Kokila"/>
+          <w:rFonts w:asciiTheme="minorBidi" w:eastAsia="Palanquin Dark" w:hAnsiTheme="minorBidi" w:cstheme="minorBidi"/>
           <w:color w:val="000000" w:themeColor="text1"/>
-          <w:sz w:val="28"/>
-          <w:szCs w:val="28"/>
+          <w:sz w:val="24"/>
+          <w:szCs w:val="24"/>
         </w:rPr>
         <w:t xml:space="preserve"> </w:t>
       </w:r>
       <w:r>
         <w:rPr>
-          <w:rFonts w:ascii="Kokila" w:eastAsia="Times New Roman" w:hAnsi="Kokila" w:cs="Kokila"/>
-          <w:sz w:val="28"/>
-          <w:szCs w:val="28"/>
+          <w:rFonts w:asciiTheme="minorBidi" w:eastAsia="Times New Roman" w:hAnsiTheme="minorBidi" w:cstheme="minorBidi"/>
+          <w:sz w:val="24"/>
+          <w:szCs w:val="24"/>
           <w:cs/>
           <w:lang w:eastAsia="en-IN"/>
         </w:rPr>
@@ -719,9 +742,9 @@
       <w:proofErr w:type="spellStart"/>
       <w:r>
         <w:rPr>
-          <w:rFonts w:ascii="Kokila" w:eastAsia="Times New Roman" w:hAnsi="Kokila" w:cs="Kokila"/>
-          <w:sz w:val="28"/>
-          <w:szCs w:val="28"/>
+          <w:rFonts w:asciiTheme="minorBidi" w:eastAsia="Times New Roman" w:hAnsiTheme="minorBidi" w:cstheme="minorBidi"/>
+          <w:sz w:val="24"/>
+          <w:szCs w:val="24"/>
           <w:lang w:eastAsia="en-IN"/>
         </w:rPr>
         <w:t>EmployeeName</w:t>
@@ -729,9 +752,9 @@
       <w:proofErr w:type="spellEnd"/>
       <w:r>
         <w:rPr>
-          <w:rFonts w:ascii="Kokila" w:eastAsia="Times New Roman" w:hAnsi="Kokila" w:cs="Kokila"/>
-          <w:sz w:val="28"/>
-          <w:szCs w:val="28"/>
+          <w:rFonts w:asciiTheme="minorBidi" w:eastAsia="Times New Roman" w:hAnsiTheme="minorBidi" w:cstheme="minorBidi"/>
+          <w:sz w:val="24"/>
+          <w:szCs w:val="24"/>
           <w:cs/>
           <w:lang w:eastAsia="en-IN"/>
         </w:rPr>
@@ -739,65 +762,65 @@
       </w:r>
       <w:r>
         <w:rPr>
-          <w:rFonts w:ascii="Kokila" w:eastAsia="Times New Roman" w:hAnsi="Kokila" w:cs="Kokila"/>
-          <w:sz w:val="28"/>
-          <w:szCs w:val="28"/>
+          <w:rFonts w:asciiTheme="minorBidi" w:eastAsia="Times New Roman" w:hAnsiTheme="minorBidi" w:cstheme="minorBidi"/>
+          <w:sz w:val="24"/>
+          <w:szCs w:val="24"/>
           <w:lang w:eastAsia="en-IN"/>
         </w:rPr>
         <w:t xml:space="preserve"> </w:t>
       </w:r>
       <w:r>
         <w:rPr>
-          <w:rFonts w:ascii="Kokila" w:eastAsia="Palanquin Dark" w:hAnsi="Kokila" w:cs="Kokila"/>
+          <w:rFonts w:asciiTheme="minorBidi" w:eastAsia="Palanquin Dark" w:hAnsiTheme="minorBidi" w:cstheme="minorBidi"/>
           <w:color w:val="000000" w:themeColor="text1"/>
-          <w:sz w:val="28"/>
-          <w:szCs w:val="28"/>
+          <w:sz w:val="24"/>
+          <w:szCs w:val="24"/>
           <w:cs/>
         </w:rPr>
         <w:t xml:space="preserve"> </w:t>
       </w:r>
       <w:r>
         <w:rPr>
-          <w:rFonts w:ascii="Kokila" w:hAnsi="Kokila" w:cs="Kokila"/>
-          <w:sz w:val="28"/>
-          <w:szCs w:val="28"/>
+          <w:rFonts w:asciiTheme="minorBidi" w:hAnsiTheme="minorBidi" w:cstheme="minorBidi"/>
+          <w:sz w:val="24"/>
+          <w:szCs w:val="24"/>
           <w:cs/>
         </w:rPr>
         <w:t>[</w:t>
       </w:r>
       <w:r>
         <w:rPr>
-          <w:rFonts w:ascii="Kokila" w:hAnsi="Kokila" w:cs="Kokila"/>
-          <w:sz w:val="28"/>
-          <w:szCs w:val="28"/>
+          <w:rFonts w:asciiTheme="minorBidi" w:hAnsiTheme="minorBidi" w:cstheme="minorBidi"/>
+          <w:sz w:val="24"/>
+          <w:szCs w:val="24"/>
         </w:rPr>
         <w:t>Designation</w:t>
       </w:r>
       <w:r>
         <w:rPr>
-          <w:rFonts w:ascii="Kokila" w:hAnsi="Kokila" w:cs="Kokila"/>
-          <w:sz w:val="28"/>
-          <w:szCs w:val="28"/>
+          <w:rFonts w:asciiTheme="minorBidi" w:hAnsiTheme="minorBidi" w:cstheme="minorBidi"/>
+          <w:sz w:val="24"/>
+          <w:szCs w:val="24"/>
           <w:cs/>
         </w:rPr>
         <w:t>]</w:t>
       </w:r>
       <w:r>
         <w:rPr>
-          <w:rFonts w:ascii="Kokila" w:eastAsia="Palanquin Dark" w:hAnsi="Kokila" w:cs="Kokila"/>
+          <w:rFonts w:asciiTheme="minorBidi" w:eastAsia="Palanquin Dark" w:hAnsiTheme="minorBidi" w:cstheme="minorBidi"/>
           <w:color w:val="000000" w:themeColor="text1"/>
-          <w:sz w:val="28"/>
-          <w:szCs w:val="28"/>
+          <w:sz w:val="24"/>
+          <w:szCs w:val="24"/>
           <w:cs/>
         </w:rPr>
         <w:t xml:space="preserve"> दिनांक</w:t>
       </w:r>
       <w:r>
         <w:rPr>
-          <w:rFonts w:ascii="Kokila" w:eastAsia="Palanquin Dark" w:hAnsi="Kokila" w:cs="Kokila"/>
+          <w:rFonts w:asciiTheme="minorBidi" w:eastAsia="Palanquin Dark" w:hAnsiTheme="minorBidi" w:cstheme="minorBidi"/>
           <w:color w:val="000000" w:themeColor="text1"/>
-          <w:sz w:val="28"/>
-          <w:szCs w:val="28"/>
+          <w:sz w:val="24"/>
+          <w:szCs w:val="24"/>
           <w:cs/>
           <w:lang w:val="en-GB"/>
         </w:rPr>
@@ -805,9 +828,9 @@
       </w:r>
       <w:r>
         <w:rPr>
-          <w:rFonts w:ascii="Kokila" w:eastAsia="Times New Roman" w:hAnsi="Kokila" w:cs="Kokila"/>
-          <w:sz w:val="28"/>
-          <w:szCs w:val="28"/>
+          <w:rFonts w:asciiTheme="minorBidi" w:eastAsia="Times New Roman" w:hAnsiTheme="minorBidi" w:cstheme="minorBidi"/>
+          <w:sz w:val="24"/>
+          <w:szCs w:val="24"/>
           <w:cs/>
           <w:lang w:eastAsia="en-IN"/>
         </w:rPr>
@@ -816,9 +839,9 @@
       <w:proofErr w:type="spellStart"/>
       <w:r>
         <w:rPr>
-          <w:rFonts w:ascii="Kokila" w:eastAsia="Times New Roman" w:hAnsi="Kokila" w:cs="Kokila"/>
-          <w:sz w:val="28"/>
-          <w:szCs w:val="28"/>
+          <w:rFonts w:asciiTheme="minorBidi" w:eastAsia="Times New Roman" w:hAnsiTheme="minorBidi" w:cstheme="minorBidi"/>
+          <w:sz w:val="24"/>
+          <w:szCs w:val="24"/>
           <w:lang w:eastAsia="en-IN"/>
         </w:rPr>
         <w:t>FromDate</w:t>
@@ -826,9 +849,9 @@
       <w:proofErr w:type="spellEnd"/>
       <w:r>
         <w:rPr>
-          <w:rFonts w:ascii="Kokila" w:eastAsia="Times New Roman" w:hAnsi="Kokila" w:cs="Kokila"/>
-          <w:sz w:val="28"/>
-          <w:szCs w:val="28"/>
+          <w:rFonts w:asciiTheme="minorBidi" w:eastAsia="Times New Roman" w:hAnsiTheme="minorBidi" w:cstheme="minorBidi"/>
+          <w:sz w:val="24"/>
+          <w:szCs w:val="24"/>
           <w:cs/>
           <w:lang w:eastAsia="en-IN"/>
         </w:rPr>
@@ -836,29 +859,29 @@
       </w:r>
       <w:r>
         <w:rPr>
-          <w:rFonts w:ascii="Kokila" w:eastAsia="Times New Roman" w:hAnsi="Kokila" w:cs="Kokila"/>
-          <w:sz w:val="28"/>
-          <w:szCs w:val="28"/>
+          <w:rFonts w:asciiTheme="minorBidi" w:eastAsia="Times New Roman" w:hAnsiTheme="minorBidi" w:cstheme="minorBidi"/>
+          <w:sz w:val="24"/>
+          <w:szCs w:val="24"/>
           <w:lang w:eastAsia="en-IN"/>
         </w:rPr>
         <w:t xml:space="preserve"> </w:t>
       </w:r>
       <w:r>
         <w:rPr>
-          <w:rFonts w:ascii="Kokila" w:eastAsia="Palanquin Dark" w:hAnsi="Kokila" w:cs="Kokila"/>
+          <w:rFonts w:asciiTheme="minorBidi" w:eastAsia="Palanquin Dark" w:hAnsiTheme="minorBidi" w:cstheme="minorBidi"/>
           <w:color w:val="000000" w:themeColor="text1"/>
-          <w:sz w:val="28"/>
-          <w:szCs w:val="28"/>
+          <w:sz w:val="24"/>
+          <w:szCs w:val="24"/>
           <w:cs/>
         </w:rPr>
         <w:t>से</w:t>
       </w:r>
       <w:r>
         <w:rPr>
-          <w:rFonts w:ascii="Kokila" w:eastAsia="Palanquin Dark" w:hAnsi="Kokila" w:cs="Kokila"/>
+          <w:rFonts w:asciiTheme="minorBidi" w:eastAsia="Palanquin Dark" w:hAnsiTheme="minorBidi" w:cstheme="minorBidi"/>
           <w:color w:val="000000" w:themeColor="text1"/>
-          <w:sz w:val="28"/>
-          <w:szCs w:val="28"/>
+          <w:sz w:val="24"/>
+          <w:szCs w:val="24"/>
           <w:cs/>
           <w:lang w:val="en-GB"/>
         </w:rPr>
@@ -866,19 +889,19 @@
       </w:r>
       <w:r>
         <w:rPr>
-          <w:rFonts w:ascii="Kokila" w:eastAsia="Palanquin Dark" w:hAnsi="Kokila" w:cs="Kokila"/>
+          <w:rFonts w:asciiTheme="minorBidi" w:eastAsia="Palanquin Dark" w:hAnsiTheme="minorBidi" w:cstheme="minorBidi"/>
           <w:color w:val="000000" w:themeColor="text1"/>
-          <w:sz w:val="28"/>
-          <w:szCs w:val="28"/>
+          <w:sz w:val="24"/>
+          <w:szCs w:val="24"/>
           <w:lang w:val="en-GB"/>
         </w:rPr>
         <w:t xml:space="preserve"> </w:t>
       </w:r>
       <w:r>
         <w:rPr>
-          <w:rFonts w:ascii="Kokila" w:eastAsia="Times New Roman" w:hAnsi="Kokila" w:cs="Kokila"/>
-          <w:sz w:val="28"/>
-          <w:szCs w:val="28"/>
+          <w:rFonts w:asciiTheme="minorBidi" w:eastAsia="Times New Roman" w:hAnsiTheme="minorBidi" w:cstheme="minorBidi"/>
+          <w:sz w:val="24"/>
+          <w:szCs w:val="24"/>
           <w:cs/>
           <w:lang w:eastAsia="en-IN"/>
         </w:rPr>
@@ -887,9 +910,9 @@
       <w:proofErr w:type="spellStart"/>
       <w:r>
         <w:rPr>
-          <w:rFonts w:ascii="Kokila" w:eastAsia="Times New Roman" w:hAnsi="Kokila" w:cs="Kokila"/>
-          <w:sz w:val="28"/>
-          <w:szCs w:val="28"/>
+          <w:rFonts w:asciiTheme="minorBidi" w:eastAsia="Times New Roman" w:hAnsiTheme="minorBidi" w:cstheme="minorBidi"/>
+          <w:sz w:val="24"/>
+          <w:szCs w:val="24"/>
           <w:lang w:eastAsia="en-IN"/>
         </w:rPr>
         <w:t>ToDate</w:t>
@@ -897,9 +920,9 @@
       <w:proofErr w:type="spellEnd"/>
       <w:r>
         <w:rPr>
-          <w:rFonts w:ascii="Kokila" w:eastAsia="Times New Roman" w:hAnsi="Kokila" w:cs="Kokila"/>
-          <w:sz w:val="28"/>
-          <w:szCs w:val="28"/>
+          <w:rFonts w:asciiTheme="minorBidi" w:eastAsia="Times New Roman" w:hAnsiTheme="minorBidi" w:cstheme="minorBidi"/>
+          <w:sz w:val="24"/>
+          <w:szCs w:val="24"/>
           <w:cs/>
           <w:lang w:eastAsia="en-IN"/>
         </w:rPr>
@@ -907,29 +930,29 @@
       </w:r>
       <w:r>
         <w:rPr>
-          <w:rFonts w:ascii="Kokila" w:eastAsia="Times New Roman" w:hAnsi="Kokila" w:cs="Kokila"/>
-          <w:sz w:val="28"/>
-          <w:szCs w:val="28"/>
+          <w:rFonts w:asciiTheme="minorBidi" w:eastAsia="Times New Roman" w:hAnsiTheme="minorBidi" w:cstheme="minorBidi"/>
+          <w:sz w:val="24"/>
+          <w:szCs w:val="24"/>
           <w:lang w:eastAsia="en-IN"/>
         </w:rPr>
         <w:t xml:space="preserve"> </w:t>
       </w:r>
       <w:r>
         <w:rPr>
-          <w:rFonts w:ascii="Kokila" w:eastAsia="Palanquin Dark" w:hAnsi="Kokila" w:cs="Kokila"/>
+          <w:rFonts w:asciiTheme="minorBidi" w:eastAsia="Palanquin Dark" w:hAnsiTheme="minorBidi" w:cstheme="minorBidi"/>
           <w:color w:val="000000" w:themeColor="text1"/>
-          <w:sz w:val="28"/>
-          <w:szCs w:val="28"/>
+          <w:sz w:val="24"/>
+          <w:szCs w:val="24"/>
           <w:cs/>
         </w:rPr>
         <w:t>तक</w:t>
       </w:r>
       <w:r>
         <w:rPr>
-          <w:rFonts w:ascii="Kokila" w:eastAsia="Palanquin Dark" w:hAnsi="Kokila" w:cs="Kokila"/>
+          <w:rFonts w:asciiTheme="minorBidi" w:eastAsia="Palanquin Dark" w:hAnsiTheme="minorBidi" w:cstheme="minorBidi"/>
           <w:color w:val="000000" w:themeColor="text1"/>
-          <w:sz w:val="28"/>
-          <w:szCs w:val="28"/>
+          <w:sz w:val="24"/>
+          <w:szCs w:val="24"/>
           <w:cs/>
           <w:lang w:val="en-GB"/>
         </w:rPr>
@@ -937,41 +960,41 @@
       </w:r>
       <w:r>
         <w:rPr>
-          <w:rFonts w:ascii="Kokila" w:hAnsi="Kokila" w:cs="Kokila"/>
+          <w:rFonts w:asciiTheme="minorBidi" w:hAnsiTheme="minorBidi" w:cstheme="minorBidi"/>
           <w:noProof/>
           <w:color w:val="000000" w:themeColor="text1"/>
-          <w:sz w:val="28"/>
-          <w:szCs w:val="28"/>
+          <w:sz w:val="24"/>
+          <w:szCs w:val="24"/>
           <w:cs/>
         </w:rPr>
         <w:t>अनुपस्थिति उपरांत इस कार्यालय में ड्यूटी हेतु उपस्थित हुए हैं । अत: कर्मचारी को दिनांक</w:t>
       </w:r>
       <w:r>
         <w:rPr>
-          <w:rFonts w:ascii="Kokila" w:hAnsi="Kokila" w:cs="Kokila"/>
+          <w:rFonts w:asciiTheme="minorBidi" w:hAnsiTheme="minorBidi" w:cstheme="minorBidi"/>
           <w:noProof/>
           <w:color w:val="000000" w:themeColor="text1"/>
-          <w:sz w:val="28"/>
-          <w:szCs w:val="28"/>
+          <w:sz w:val="24"/>
+          <w:szCs w:val="24"/>
         </w:rPr>
         <w:t xml:space="preserve"> </w:t>
       </w:r>
       <w:r>
         <w:rPr>
-          <w:rFonts w:ascii="Kokila" w:hAnsi="Kokila" w:cs="Kokila"/>
+          <w:rFonts w:asciiTheme="minorBidi" w:hAnsiTheme="minorBidi" w:cstheme="minorBidi"/>
           <w:noProof/>
           <w:color w:val="000000" w:themeColor="text1"/>
-          <w:sz w:val="28"/>
-          <w:szCs w:val="28"/>
+          <w:sz w:val="24"/>
+          <w:szCs w:val="24"/>
           <w:cs/>
         </w:rPr>
         <w:t xml:space="preserve"> </w:t>
       </w:r>
       <w:r>
         <w:rPr>
-          <w:rFonts w:ascii="Kokila" w:eastAsia="Times New Roman" w:hAnsi="Kokila" w:cs="Kokila"/>
-          <w:sz w:val="28"/>
-          <w:szCs w:val="28"/>
+          <w:rFonts w:asciiTheme="minorBidi" w:eastAsia="Times New Roman" w:hAnsiTheme="minorBidi" w:cstheme="minorBidi"/>
+          <w:sz w:val="24"/>
+          <w:szCs w:val="24"/>
           <w:cs/>
           <w:lang w:eastAsia="en-IN"/>
         </w:rPr>
@@ -980,9 +1003,9 @@
       <w:proofErr w:type="spellStart"/>
       <w:r>
         <w:rPr>
-          <w:rFonts w:ascii="Kokila" w:eastAsia="Times New Roman" w:hAnsi="Kokila" w:cs="Kokila"/>
-          <w:sz w:val="28"/>
-          <w:szCs w:val="28"/>
+          <w:rFonts w:asciiTheme="minorBidi" w:eastAsia="Times New Roman" w:hAnsiTheme="minorBidi" w:cstheme="minorBidi"/>
+          <w:sz w:val="24"/>
+          <w:szCs w:val="24"/>
           <w:lang w:eastAsia="en-IN"/>
         </w:rPr>
         <w:t>DutyDate</w:t>
@@ -990,9 +1013,9 @@
       <w:proofErr w:type="spellEnd"/>
       <w:r>
         <w:rPr>
-          <w:rFonts w:ascii="Kokila" w:eastAsia="Times New Roman" w:hAnsi="Kokila" w:cs="Kokila"/>
-          <w:sz w:val="28"/>
-          <w:szCs w:val="28"/>
+          <w:rFonts w:asciiTheme="minorBidi" w:eastAsia="Times New Roman" w:hAnsiTheme="minorBidi" w:cstheme="minorBidi"/>
+          <w:sz w:val="24"/>
+          <w:szCs w:val="24"/>
           <w:cs/>
           <w:lang w:eastAsia="en-IN"/>
         </w:rPr>
@@ -1000,20 +1023,20 @@
       </w:r>
       <w:r>
         <w:rPr>
-          <w:rFonts w:ascii="Kokila" w:eastAsia="Times New Roman" w:hAnsi="Kokila" w:cs="Kokila"/>
-          <w:sz w:val="28"/>
-          <w:szCs w:val="28"/>
+          <w:rFonts w:asciiTheme="minorBidi" w:eastAsia="Times New Roman" w:hAnsiTheme="minorBidi" w:cstheme="minorBidi"/>
+          <w:sz w:val="24"/>
+          <w:szCs w:val="24"/>
           <w:lang w:eastAsia="en-IN"/>
         </w:rPr>
         <w:t xml:space="preserve"> </w:t>
       </w:r>
       <w:r>
         <w:rPr>
-          <w:rFonts w:ascii="Kokila" w:hAnsi="Kokila" w:cs="Kokila"/>
+          <w:rFonts w:asciiTheme="minorBidi" w:hAnsiTheme="minorBidi" w:cstheme="minorBidi"/>
           <w:noProof/>
           <w:color w:val="000000" w:themeColor="text1"/>
-          <w:sz w:val="28"/>
-          <w:szCs w:val="28"/>
+          <w:sz w:val="24"/>
+          <w:szCs w:val="24"/>
           <w:cs/>
           <w:lang w:val="en-US"/>
         </w:rPr>
@@ -1022,36 +1045,51 @@
     </w:p>
     <w:p>
       <w:pPr>
-        <w:rPr>
-          <w:rFonts w:ascii="Kokila" w:hAnsi="Kokila" w:cs="Kokila"/>
+        <w:spacing w:line="240" w:lineRule="auto"/>
+        <w:rPr>
+          <w:rFonts w:asciiTheme="minorBidi" w:hAnsiTheme="minorBidi" w:cstheme="minorBidi"/>
+          <w:sz w:val="24"/>
+          <w:szCs w:val="24"/>
         </w:rPr>
       </w:pPr>
     </w:p>
     <w:p>
       <w:pPr>
-        <w:rPr>
-          <w:rFonts w:ascii="Kokila" w:hAnsi="Kokila" w:cs="Kokila"/>
+        <w:spacing w:line="240" w:lineRule="auto"/>
+        <w:rPr>
+          <w:rFonts w:asciiTheme="minorBidi" w:hAnsiTheme="minorBidi" w:cstheme="minorBidi"/>
+          <w:sz w:val="24"/>
+          <w:szCs w:val="24"/>
         </w:rPr>
       </w:pPr>
     </w:p>
     <w:p>
       <w:pPr>
-        <w:rPr>
-          <w:rFonts w:ascii="Kokila" w:hAnsi="Kokila" w:cs="Kokila"/>
+        <w:spacing w:line="240" w:lineRule="auto"/>
+        <w:rPr>
+          <w:rFonts w:asciiTheme="minorBidi" w:hAnsiTheme="minorBidi" w:cstheme="minorBidi"/>
+          <w:sz w:val="24"/>
+          <w:szCs w:val="24"/>
         </w:rPr>
       </w:pPr>
     </w:p>
     <w:p>
       <w:pPr>
-        <w:rPr>
-          <w:rFonts w:ascii="Kokila" w:hAnsi="Kokila" w:cs="Kokila"/>
+        <w:spacing w:line="240" w:lineRule="auto"/>
+        <w:rPr>
+          <w:rFonts w:asciiTheme="minorBidi" w:hAnsiTheme="minorBidi" w:cstheme="minorBidi"/>
+          <w:sz w:val="24"/>
+          <w:szCs w:val="24"/>
         </w:rPr>
       </w:pPr>
     </w:p>
     <w:p>
       <w:pPr>
-        <w:rPr>
-          <w:rFonts w:ascii="Kokila" w:hAnsi="Kokila" w:cs="Kokila"/>
+        <w:spacing w:line="240" w:lineRule="auto"/>
+        <w:rPr>
+          <w:rFonts w:asciiTheme="minorBidi" w:hAnsiTheme="minorBidi" w:cstheme="minorBidi"/>
+          <w:sz w:val="24"/>
+          <w:szCs w:val="24"/>
         </w:rPr>
       </w:pPr>
     </w:p>
@@ -1088,7 +1126,6 @@
               <w:bottom w:val="single" w:sz="8" w:space="0" w:color="FFFFFF" w:themeColor="background1"/>
               <w:right w:val="single" w:sz="8" w:space="0" w:color="FFFFFF" w:themeColor="background1"/>
             </w:tcBorders>
-            <w:shd w:val="clear" w:color="auto" w:fill="auto"/>
             <w:tcMar>
               <w:top w:w="100" w:type="dxa"/>
               <w:left w:w="100" w:type="dxa"/>
@@ -1098,76 +1135,76 @@
           </w:tcPr>
           <w:p>
             <w:pPr>
-              <w:spacing w:after="0"/>
+              <w:spacing w:after="0" w:line="240" w:lineRule="auto"/>
               <w:jc w:val="center"/>
               <w:rPr>
-                <w:rFonts w:ascii="Kokila" w:eastAsia="Kokila" w:hAnsi="Kokila" w:cs="Kokila"/>
-                <w:b/>
-                <w:bCs/>
-                <w:sz w:val="36"/>
-                <w:szCs w:val="36"/>
+                <w:rFonts w:asciiTheme="minorBidi" w:eastAsia="Kokila" w:hAnsiTheme="minorBidi" w:cstheme="minorBidi"/>
+                <w:b/>
+                <w:bCs/>
+                <w:sz w:val="24"/>
+                <w:szCs w:val="24"/>
               </w:rPr>
             </w:pPr>
             <w:r>
               <w:rPr>
-                <w:rFonts w:ascii="Kokila" w:eastAsia="Kokila" w:hAnsi="Kokila" w:cs="Kokila"/>
-                <w:b/>
-                <w:bCs/>
-                <w:sz w:val="36"/>
-                <w:szCs w:val="36"/>
+                <w:rFonts w:asciiTheme="minorBidi" w:eastAsia="Kokila" w:hAnsiTheme="minorBidi" w:cstheme="minorBidi"/>
+                <w:b/>
+                <w:bCs/>
+                <w:sz w:val="24"/>
+                <w:szCs w:val="24"/>
                 <w:cs/>
               </w:rPr>
               <w:t>प</w:t>
             </w:r>
             <w:r>
               <w:rPr>
-                <w:rFonts w:ascii="Kokila" w:eastAsia="Kokila" w:hAnsi="Kokila" w:cs="Kokila"/>
-                <w:b/>
-                <w:bCs/>
-                <w:sz w:val="36"/>
-                <w:szCs w:val="36"/>
+                <w:rFonts w:asciiTheme="minorBidi" w:eastAsia="Kokila" w:hAnsiTheme="minorBidi" w:cstheme="minorBidi"/>
+                <w:b/>
+                <w:bCs/>
+                <w:sz w:val="24"/>
+                <w:szCs w:val="24"/>
               </w:rPr>
               <w:t>0</w:t>
             </w:r>
             <w:r>
               <w:rPr>
-                <w:rFonts w:ascii="Kokila" w:eastAsia="Kokila" w:hAnsi="Kokila" w:cs="Kokila"/>
-                <w:b/>
-                <w:bCs/>
-                <w:sz w:val="36"/>
-                <w:szCs w:val="36"/>
+                <w:rFonts w:asciiTheme="minorBidi" w:eastAsia="Kokila" w:hAnsiTheme="minorBidi" w:cstheme="minorBidi"/>
+                <w:b/>
+                <w:bCs/>
+                <w:sz w:val="24"/>
+                <w:szCs w:val="24"/>
                 <w:cs/>
               </w:rPr>
               <w:t>म</w:t>
             </w:r>
             <w:r>
               <w:rPr>
-                <w:rFonts w:ascii="Kokila" w:eastAsia="Kokila" w:hAnsi="Kokila" w:cs="Kokila"/>
-                <w:b/>
-                <w:bCs/>
-                <w:sz w:val="36"/>
-                <w:szCs w:val="36"/>
+                <w:rFonts w:asciiTheme="minorBidi" w:eastAsia="Kokila" w:hAnsiTheme="minorBidi" w:cstheme="minorBidi"/>
+                <w:b/>
+                <w:bCs/>
+                <w:sz w:val="24"/>
+                <w:szCs w:val="24"/>
               </w:rPr>
               <w:t>0</w:t>
             </w:r>
             <w:r>
               <w:rPr>
-                <w:rFonts w:ascii="Kokila" w:eastAsia="Kokila" w:hAnsi="Kokila" w:cs="Kokila"/>
-                <w:b/>
-                <w:bCs/>
-                <w:sz w:val="36"/>
-                <w:szCs w:val="36"/>
+                <w:rFonts w:asciiTheme="minorBidi" w:eastAsia="Kokila" w:hAnsiTheme="minorBidi" w:cstheme="minorBidi"/>
+                <w:b/>
+                <w:bCs/>
+                <w:sz w:val="24"/>
+                <w:szCs w:val="24"/>
                 <w:cs/>
               </w:rPr>
               <w:t>रे</w:t>
             </w:r>
             <w:r>
               <w:rPr>
-                <w:rFonts w:ascii="Kokila" w:eastAsia="Kokila" w:hAnsi="Kokila" w:cs="Kokila"/>
-                <w:b/>
-                <w:bCs/>
-                <w:sz w:val="36"/>
-                <w:szCs w:val="36"/>
+                <w:rFonts w:asciiTheme="minorBidi" w:eastAsia="Kokila" w:hAnsiTheme="minorBidi" w:cstheme="minorBidi"/>
+                <w:b/>
+                <w:bCs/>
+                <w:sz w:val="24"/>
+                <w:szCs w:val="24"/>
               </w:rPr>
               <w:t>0</w:t>
             </w:r>
@@ -1175,63 +1212,63 @@
           <w:p>
             <w:pPr>
               <w:widowControl w:val="0"/>
-              <w:spacing w:after="0"/>
+              <w:spacing w:after="0" w:line="240" w:lineRule="auto"/>
               <w:jc w:val="center"/>
               <w:rPr>
-                <w:rFonts w:ascii="Kokila" w:eastAsia="Kokila" w:hAnsi="Kokila" w:cs="Kokila"/>
-                <w:b/>
-                <w:bCs/>
-                <w:sz w:val="28"/>
-                <w:szCs w:val="28"/>
+                <w:rFonts w:asciiTheme="minorBidi" w:eastAsia="Kokila" w:hAnsiTheme="minorBidi" w:cstheme="minorBidi"/>
+                <w:b/>
+                <w:bCs/>
+                <w:sz w:val="24"/>
+                <w:szCs w:val="24"/>
               </w:rPr>
             </w:pPr>
             <w:r>
               <w:rPr>
-                <w:rFonts w:ascii="Kokila" w:eastAsia="Kokila" w:hAnsi="Kokila" w:cs="Kokila"/>
-                <w:b/>
-                <w:bCs/>
-                <w:sz w:val="28"/>
-                <w:szCs w:val="28"/>
+                <w:rFonts w:asciiTheme="minorBidi" w:eastAsia="Kokila" w:hAnsiTheme="minorBidi" w:cstheme="minorBidi"/>
+                <w:b/>
+                <w:bCs/>
+                <w:sz w:val="24"/>
+                <w:szCs w:val="24"/>
                 <w:cs/>
               </w:rPr>
               <w:t xml:space="preserve">पत्र क्र.सरईग्राम/ </w:t>
             </w:r>
             <w:r>
               <w:rPr>
-                <w:rFonts w:ascii="Kokila" w:eastAsia="Kokila" w:hAnsi="Kokila" w:cs="Kokila"/>
-                <w:b/>
-                <w:sz w:val="32"/>
-                <w:szCs w:val="32"/>
+                <w:rFonts w:asciiTheme="minorBidi" w:eastAsia="Kokila" w:hAnsiTheme="minorBidi" w:cstheme="minorBidi"/>
+                <w:b/>
+                <w:sz w:val="24"/>
+                <w:szCs w:val="24"/>
               </w:rPr>
               <w:t>STAFF</w:t>
             </w:r>
             <w:r>
               <w:rPr>
-                <w:rFonts w:ascii="Kokila" w:eastAsia="Kokila" w:hAnsi="Kokila" w:cs="Kokila"/>
-                <w:b/>
-                <w:bCs/>
-                <w:sz w:val="32"/>
-                <w:szCs w:val="32"/>
+                <w:rFonts w:asciiTheme="minorBidi" w:eastAsia="Kokila" w:hAnsiTheme="minorBidi" w:cstheme="minorBidi"/>
+                <w:b/>
+                <w:bCs/>
+                <w:sz w:val="24"/>
+                <w:szCs w:val="24"/>
                 <w:cs/>
               </w:rPr>
               <w:t>-</w:t>
             </w:r>
             <w:r>
               <w:rPr>
-                <w:rFonts w:ascii="Kokila" w:eastAsia="Kokila" w:hAnsi="Kokila" w:cs="Kokila"/>
-                <w:b/>
-                <w:sz w:val="32"/>
-                <w:szCs w:val="32"/>
+                <w:rFonts w:asciiTheme="minorBidi" w:eastAsia="Kokila" w:hAnsiTheme="minorBidi" w:cstheme="minorBidi"/>
+                <w:b/>
+                <w:sz w:val="24"/>
+                <w:szCs w:val="24"/>
               </w:rPr>
               <w:t>IV</w:t>
             </w:r>
             <w:r>
               <w:rPr>
-                <w:rFonts w:ascii="Kokila" w:eastAsia="Kokila" w:hAnsi="Kokila" w:cs="Kokila"/>
-                <w:b/>
-                <w:bCs/>
-                <w:sz w:val="32"/>
-                <w:szCs w:val="32"/>
+                <w:rFonts w:asciiTheme="minorBidi" w:eastAsia="Kokila" w:hAnsiTheme="minorBidi" w:cstheme="minorBidi"/>
+                <w:b/>
+                <w:bCs/>
+                <w:sz w:val="24"/>
+                <w:szCs w:val="24"/>
                 <w:cs/>
                 <w:lang w:val="en-GB"/>
               </w:rPr>
@@ -1241,45 +1278,34 @@
           <w:p>
             <w:pPr>
               <w:widowControl w:val="0"/>
-              <w:spacing w:after="0"/>
+              <w:spacing w:after="0" w:line="240" w:lineRule="auto"/>
               <w:jc w:val="center"/>
               <w:rPr>
-                <w:rFonts w:ascii="Kokila" w:eastAsia="Kokila" w:hAnsi="Kokila" w:cs="Kokila"/>
-                <w:b/>
-                <w:bCs/>
-                <w:sz w:val="36"/>
-                <w:szCs w:val="36"/>
+                <w:rFonts w:asciiTheme="minorBidi" w:eastAsia="Kokila" w:hAnsiTheme="minorBidi" w:cstheme="minorBidi"/>
+                <w:b/>
+                <w:bCs/>
+                <w:sz w:val="24"/>
+                <w:szCs w:val="24"/>
               </w:rPr>
             </w:pPr>
             <w:r>
               <w:rPr>
-                <w:rFonts w:ascii="Kokila" w:eastAsia="Kokila" w:hAnsi="Kokila" w:cs="Kokila"/>
-                <w:b/>
-                <w:bCs/>
-                <w:sz w:val="36"/>
-                <w:szCs w:val="36"/>
+                <w:rFonts w:asciiTheme="minorBidi" w:eastAsia="Kokila" w:hAnsiTheme="minorBidi" w:cstheme="minorBidi"/>
+                <w:b/>
+                <w:bCs/>
+                <w:sz w:val="24"/>
+                <w:szCs w:val="24"/>
                 <w:cs/>
               </w:rPr>
-              <w:t xml:space="preserve">दिनांक </w:t>
-            </w:r>
-            <w:r>
-              <w:rPr>
-                <w:rFonts w:ascii="Kokila" w:eastAsia="Kokila" w:hAnsi="Kokila" w:cs="Kokila"/>
-                <w:b/>
-                <w:bCs/>
-                <w:sz w:val="28"/>
-                <w:szCs w:val="28"/>
-                <w:cs/>
-              </w:rPr>
-              <w:t>/</w:t>
-            </w:r>
-            <w:r>
-              <w:rPr>
-                <w:rFonts w:ascii="Kokila" w:eastAsia="Times New Roman" w:hAnsi="Kokila" w:cs="Kokila"/>
-                <w:b/>
-                <w:bCs/>
-                <w:sz w:val="28"/>
-                <w:szCs w:val="28"/>
+              <w:t>दिनांक /</w:t>
+            </w:r>
+            <w:r>
+              <w:rPr>
+                <w:rFonts w:asciiTheme="minorBidi" w:eastAsia="Times New Roman" w:hAnsiTheme="minorBidi" w:cstheme="minorBidi"/>
+                <w:b/>
+                <w:bCs/>
+                <w:sz w:val="24"/>
+                <w:szCs w:val="24"/>
                 <w:cs/>
                 <w:lang w:eastAsia="en-IN"/>
               </w:rPr>
@@ -1288,11 +1314,11 @@
             <w:proofErr w:type="spellStart"/>
             <w:r>
               <w:rPr>
-                <w:rFonts w:ascii="Kokila" w:eastAsia="Times New Roman" w:hAnsi="Kokila" w:cs="Kokila"/>
-                <w:b/>
-                <w:bCs/>
-                <w:sz w:val="28"/>
-                <w:szCs w:val="28"/>
+                <w:rFonts w:asciiTheme="minorBidi" w:eastAsia="Times New Roman" w:hAnsiTheme="minorBidi" w:cstheme="minorBidi"/>
+                <w:b/>
+                <w:bCs/>
+                <w:sz w:val="24"/>
+                <w:szCs w:val="24"/>
                 <w:lang w:eastAsia="en-IN"/>
               </w:rPr>
               <w:t>LetterDate</w:t>
@@ -1300,11 +1326,11 @@
             <w:proofErr w:type="spellEnd"/>
             <w:r>
               <w:rPr>
-                <w:rFonts w:ascii="Kokila" w:eastAsia="Times New Roman" w:hAnsi="Kokila" w:cs="Kokila"/>
-                <w:b/>
-                <w:bCs/>
-                <w:sz w:val="28"/>
-                <w:szCs w:val="28"/>
+                <w:rFonts w:asciiTheme="minorBidi" w:eastAsia="Times New Roman" w:hAnsiTheme="minorBidi" w:cstheme="minorBidi"/>
+                <w:b/>
+                <w:bCs/>
+                <w:sz w:val="24"/>
+                <w:szCs w:val="24"/>
                 <w:cs/>
                 <w:lang w:eastAsia="en-IN"/>
               </w:rPr>
@@ -1321,7 +1347,6 @@
               <w:bottom w:val="single" w:sz="8" w:space="0" w:color="FFFFFF" w:themeColor="background1"/>
               <w:right w:val="single" w:sz="8" w:space="0" w:color="FFFFFF" w:themeColor="background1"/>
             </w:tcBorders>
-            <w:shd w:val="clear" w:color="auto" w:fill="auto"/>
             <w:tcMar>
               <w:top w:w="100" w:type="dxa"/>
               <w:left w:w="100" w:type="dxa"/>
@@ -1332,20 +1357,22 @@
           <w:p>
             <w:pPr>
               <w:widowControl w:val="0"/>
-              <w:spacing w:after="0"/>
+              <w:spacing w:after="0" w:line="240" w:lineRule="auto"/>
               <w:jc w:val="center"/>
               <w:rPr>
-                <w:rFonts w:ascii="Kokila" w:eastAsia="Kokila" w:hAnsi="Kokila" w:cs="Kokila"/>
-                <w:b/>
-                <w:bCs/>
-                <w:sz w:val="40"/>
-                <w:szCs w:val="40"/>
+                <w:rFonts w:asciiTheme="minorBidi" w:eastAsia="Kokila" w:hAnsiTheme="minorBidi" w:cstheme="minorBidi"/>
+                <w:b/>
+                <w:bCs/>
+                <w:sz w:val="24"/>
+                <w:szCs w:val="24"/>
               </w:rPr>
             </w:pPr>
             <w:r>
               <w:rPr>
-                <w:rFonts w:ascii="Kokila" w:hAnsi="Kokila" w:cs="Kokila"/>
+                <w:rFonts w:asciiTheme="minorBidi" w:hAnsiTheme="minorBidi" w:cstheme="minorBidi"/>
                 <w:noProof/>
+                <w:sz w:val="24"/>
+                <w:szCs w:val="24"/>
                 <w:lang w:eastAsia="en-IN"/>
               </w:rPr>
               <w:drawing>
@@ -1402,7 +1429,6 @@
               <w:bottom w:val="single" w:sz="8" w:space="0" w:color="FFFFFF" w:themeColor="background1"/>
               <w:right w:val="single" w:sz="8" w:space="0" w:color="FFFFFF" w:themeColor="background1"/>
             </w:tcBorders>
-            <w:shd w:val="clear" w:color="auto" w:fill="auto"/>
             <w:tcMar>
               <w:top w:w="100" w:type="dxa"/>
               <w:left w:w="100" w:type="dxa"/>
@@ -1412,23 +1438,23 @@
           </w:tcPr>
           <w:p>
             <w:pPr>
-              <w:spacing w:after="0"/>
+              <w:spacing w:after="0" w:line="240" w:lineRule="auto"/>
               <w:jc w:val="center"/>
               <w:rPr>
-                <w:rFonts w:ascii="Kokila" w:eastAsia="Kokila" w:hAnsi="Kokila" w:cs="Kokila"/>
-                <w:b/>
-                <w:bCs/>
-                <w:sz w:val="36"/>
-                <w:szCs w:val="36"/>
+                <w:rFonts w:asciiTheme="minorBidi" w:eastAsia="Kokila" w:hAnsiTheme="minorBidi" w:cstheme="minorBidi"/>
+                <w:b/>
+                <w:bCs/>
+                <w:sz w:val="24"/>
+                <w:szCs w:val="24"/>
               </w:rPr>
             </w:pPr>
             <w:r>
               <w:rPr>
-                <w:rFonts w:ascii="Kokila" w:eastAsia="Kokila" w:hAnsi="Kokila" w:cs="Kokila"/>
-                <w:b/>
-                <w:bCs/>
-                <w:sz w:val="36"/>
-                <w:szCs w:val="36"/>
+                <w:rFonts w:asciiTheme="minorBidi" w:eastAsia="Kokila" w:hAnsiTheme="minorBidi" w:cstheme="minorBidi"/>
+                <w:b/>
+                <w:bCs/>
+                <w:sz w:val="24"/>
+                <w:szCs w:val="24"/>
                 <w:cs/>
               </w:rPr>
               <w:t>कार्यालय</w:t>
@@ -1437,23 +1463,23 @@
           <w:p>
             <w:pPr>
               <w:widowControl w:val="0"/>
-              <w:spacing w:after="0"/>
+              <w:spacing w:after="0" w:line="240" w:lineRule="auto"/>
               <w:jc w:val="center"/>
               <w:rPr>
-                <w:rFonts w:ascii="Kokila" w:eastAsia="Kokila" w:hAnsi="Kokila" w:cs="Kokila"/>
-                <w:b/>
-                <w:bCs/>
-                <w:sz w:val="36"/>
-                <w:szCs w:val="36"/>
+                <w:rFonts w:asciiTheme="minorBidi" w:eastAsia="Kokila" w:hAnsiTheme="minorBidi" w:cstheme="minorBidi"/>
+                <w:b/>
+                <w:bCs/>
+                <w:sz w:val="24"/>
+                <w:szCs w:val="24"/>
               </w:rPr>
             </w:pPr>
             <w:r>
               <w:rPr>
-                <w:rFonts w:ascii="Kokila" w:eastAsia="Kokila" w:hAnsi="Kokila" w:cs="Kokila"/>
-                <w:b/>
-                <w:bCs/>
-                <w:sz w:val="36"/>
-                <w:szCs w:val="36"/>
+                <w:rFonts w:asciiTheme="minorBidi" w:eastAsia="Kokila" w:hAnsiTheme="minorBidi" w:cstheme="minorBidi"/>
+                <w:b/>
+                <w:bCs/>
+                <w:sz w:val="24"/>
+                <w:szCs w:val="24"/>
                 <w:cs/>
               </w:rPr>
               <w:t>वरिष्ठ खण्ड अभियंता</w:t>
@@ -1462,65 +1488,65 @@
           <w:p>
             <w:pPr>
               <w:widowControl w:val="0"/>
-              <w:spacing w:after="0"/>
+              <w:spacing w:after="0" w:line="240" w:lineRule="auto"/>
               <w:jc w:val="center"/>
               <w:rPr>
-                <w:rFonts w:ascii="Kokila" w:eastAsia="Kokila" w:hAnsi="Kokila" w:cs="Kokila"/>
-                <w:b/>
-                <w:bCs/>
-                <w:sz w:val="36"/>
-                <w:szCs w:val="36"/>
+                <w:rFonts w:asciiTheme="minorBidi" w:eastAsia="Kokila" w:hAnsiTheme="minorBidi" w:cstheme="minorBidi"/>
+                <w:b/>
+                <w:bCs/>
+                <w:sz w:val="24"/>
+                <w:szCs w:val="24"/>
               </w:rPr>
             </w:pPr>
             <w:r>
               <w:rPr>
-                <w:rFonts w:ascii="Kokila" w:eastAsia="Kokila" w:hAnsi="Kokila" w:cs="Kokila"/>
-                <w:b/>
-                <w:bCs/>
-                <w:sz w:val="36"/>
-                <w:szCs w:val="36"/>
+                <w:rFonts w:asciiTheme="minorBidi" w:eastAsia="Kokila" w:hAnsiTheme="minorBidi" w:cstheme="minorBidi"/>
+                <w:b/>
+                <w:bCs/>
+                <w:sz w:val="24"/>
+                <w:szCs w:val="24"/>
                 <w:cs/>
               </w:rPr>
               <w:t>(रे</w:t>
             </w:r>
             <w:r>
               <w:rPr>
-                <w:rFonts w:ascii="Kokila" w:eastAsia="Kokila" w:hAnsi="Kokila" w:cs="Kokila"/>
-                <w:b/>
-                <w:bCs/>
-                <w:sz w:val="36"/>
-                <w:szCs w:val="36"/>
+                <w:rFonts w:asciiTheme="minorBidi" w:eastAsia="Kokila" w:hAnsiTheme="minorBidi" w:cstheme="minorBidi"/>
+                <w:b/>
+                <w:bCs/>
+                <w:sz w:val="24"/>
+                <w:szCs w:val="24"/>
               </w:rPr>
               <w:t>0</w:t>
             </w:r>
             <w:r>
               <w:rPr>
-                <w:rFonts w:ascii="Kokila" w:eastAsia="Kokila" w:hAnsi="Kokila" w:cs="Kokila"/>
-                <w:b/>
-                <w:bCs/>
-                <w:sz w:val="36"/>
-                <w:szCs w:val="36"/>
+                <w:rFonts w:asciiTheme="minorBidi" w:eastAsia="Kokila" w:hAnsiTheme="minorBidi" w:cstheme="minorBidi"/>
+                <w:b/>
+                <w:bCs/>
+                <w:sz w:val="24"/>
+                <w:szCs w:val="24"/>
                 <w:cs/>
               </w:rPr>
               <w:t>प</w:t>
             </w:r>
             <w:r>
               <w:rPr>
-                <w:rFonts w:ascii="Kokila" w:eastAsia="Kokila" w:hAnsi="Kokila" w:cs="Kokila"/>
-                <w:b/>
-                <w:bCs/>
-                <w:sz w:val="36"/>
-                <w:szCs w:val="36"/>
+                <w:rFonts w:asciiTheme="minorBidi" w:eastAsia="Kokila" w:hAnsiTheme="minorBidi" w:cstheme="minorBidi"/>
+                <w:b/>
+                <w:bCs/>
+                <w:sz w:val="24"/>
+                <w:szCs w:val="24"/>
               </w:rPr>
               <w:t>0</w:t>
             </w:r>
             <w:r>
               <w:rPr>
-                <w:rFonts w:ascii="Kokila" w:eastAsia="Kokila" w:hAnsi="Kokila" w:cs="Kokila"/>
-                <w:b/>
-                <w:bCs/>
-                <w:sz w:val="36"/>
-                <w:szCs w:val="36"/>
+                <w:rFonts w:asciiTheme="minorBidi" w:eastAsia="Kokila" w:hAnsiTheme="minorBidi" w:cstheme="minorBidi"/>
+                <w:b/>
+                <w:bCs/>
+                <w:sz w:val="24"/>
+                <w:szCs w:val="24"/>
                 <w:cs/>
               </w:rPr>
               <w:t>) सरईग्राम</w:t>
@@ -1533,11 +1559,11 @@
       <w:pPr>
         <w:spacing w:after="0" w:line="240" w:lineRule="auto"/>
         <w:rPr>
-          <w:rFonts w:ascii="Kokila" w:eastAsia="Kokila" w:hAnsi="Kokila" w:cs="Kokila"/>
+          <w:rFonts w:asciiTheme="minorBidi" w:eastAsia="Kokila" w:hAnsiTheme="minorBidi" w:cstheme="minorBidi"/>
           <w:b/>
           <w:bCs/>
-          <w:sz w:val="28"/>
-          <w:szCs w:val="28"/>
+          <w:sz w:val="24"/>
+          <w:szCs w:val="24"/>
           <w:lang w:val="en-US"/>
         </w:rPr>
       </w:pPr>
@@ -1546,21 +1572,21 @@
       <w:pPr>
         <w:spacing w:after="0" w:line="240" w:lineRule="auto"/>
         <w:rPr>
-          <w:rFonts w:ascii="Kokila" w:eastAsia="Kokila" w:hAnsi="Kokila" w:cs="Kokila"/>
+          <w:rFonts w:asciiTheme="minorBidi" w:eastAsia="Kokila" w:hAnsiTheme="minorBidi" w:cstheme="minorBidi"/>
           <w:b/>
           <w:bCs/>
-          <w:sz w:val="28"/>
-          <w:szCs w:val="28"/>
+          <w:sz w:val="24"/>
+          <w:szCs w:val="24"/>
           <w:lang w:val="en-US"/>
         </w:rPr>
       </w:pPr>
       <w:r>
         <w:rPr>
-          <w:rFonts w:ascii="Kokila" w:eastAsia="Kokila" w:hAnsi="Kokila" w:cs="Kokila"/>
+          <w:rFonts w:asciiTheme="minorBidi" w:eastAsia="Kokila" w:hAnsiTheme="minorBidi" w:cstheme="minorBidi"/>
           <w:b/>
           <w:bCs/>
-          <w:sz w:val="28"/>
-          <w:szCs w:val="28"/>
+          <w:sz w:val="24"/>
+          <w:szCs w:val="24"/>
           <w:cs/>
           <w:lang w:val="en-US"/>
         </w:rPr>
@@ -1568,11 +1594,11 @@
       </w:r>
       <w:r>
         <w:rPr>
-          <w:rFonts w:ascii="Kokila" w:eastAsia="Kokila" w:hAnsi="Kokila" w:cs="Kokila"/>
+          <w:rFonts w:asciiTheme="minorBidi" w:eastAsia="Kokila" w:hAnsiTheme="minorBidi" w:cstheme="minorBidi"/>
           <w:b/>
           <w:bCs/>
-          <w:sz w:val="28"/>
-          <w:szCs w:val="28"/>
+          <w:sz w:val="24"/>
+          <w:szCs w:val="24"/>
           <w:lang w:val="en-US"/>
         </w:rPr>
         <w:t>,</w:t>
@@ -1580,116 +1606,130 @@
     </w:p>
     <w:p>
       <w:pPr>
-        <w:spacing w:line="360" w:lineRule="auto"/>
+        <w:spacing w:line="240" w:lineRule="auto"/>
         <w:ind w:left="1440" w:hanging="1440"/>
         <w:rPr>
-          <w:rFonts w:ascii="Kokila" w:eastAsia="Kokila" w:hAnsi="Kokila" w:cs="Kokila"/>
+          <w:rFonts w:asciiTheme="minorBidi" w:eastAsia="Kokila" w:hAnsiTheme="minorBidi" w:cstheme="minorBidi"/>
           <w:b/>
           <w:bCs/>
-          <w:sz w:val="28"/>
-          <w:szCs w:val="28"/>
+          <w:sz w:val="24"/>
+          <w:szCs w:val="24"/>
         </w:rPr>
       </w:pPr>
       <w:r>
         <w:rPr>
-          <w:rFonts w:ascii="Kokila" w:eastAsia="Kokila" w:hAnsi="Kokila" w:cs="Kokila"/>
+          <w:rFonts w:asciiTheme="minorBidi" w:eastAsia="Kokila" w:hAnsiTheme="minorBidi" w:cstheme="minorBidi"/>
           <w:b/>
           <w:bCs/>
-          <w:sz w:val="28"/>
-          <w:szCs w:val="28"/>
+          <w:sz w:val="24"/>
+          <w:szCs w:val="24"/>
           <w:cs/>
           <w:lang w:val="en-GB"/>
         </w:rPr>
-        <w:t xml:space="preserve">                          </w:t>
-      </w:r>
-      <w:r>
-        <w:rPr>
-          <w:rFonts w:ascii="Kokila" w:eastAsia="Kokila" w:hAnsi="Kokila" w:cs="Kokila"/>
+        <w:t xml:space="preserve">            </w:t>
+      </w:r>
+      <w:r>
+        <w:rPr>
+          <w:rFonts w:asciiTheme="minorBidi" w:eastAsia="Kokila" w:hAnsiTheme="minorBidi" w:cstheme="minorBidi"/>
           <w:b/>
           <w:bCs/>
-          <w:sz w:val="28"/>
-          <w:szCs w:val="28"/>
-          <w:cs/>
-        </w:rPr>
-        <w:t xml:space="preserve">मेट यू.नं. </w:t>
-      </w:r>
-      <w:r>
-        <w:rPr>
-          <w:rFonts w:ascii="Kokila" w:hAnsi="Kokila" w:cs="Kokila"/>
+          <w:sz w:val="24"/>
+          <w:szCs w:val="24"/>
+          <w:cs/>
+        </w:rPr>
+        <w:t xml:space="preserve">मेट </w:t>
+      </w:r>
+      <w:proofErr w:type="spellStart"/>
+      <w:r>
+        <w:rPr>
+          <w:rFonts w:asciiTheme="minorBidi" w:eastAsia="Kokila" w:hAnsiTheme="minorBidi" w:cstheme="minorBidi"/>
           <w:b/>
           <w:bCs/>
-          <w:sz w:val="28"/>
-          <w:szCs w:val="28"/>
-          <w:cs/>
-        </w:rPr>
-        <w:t>[</w:t>
-      </w:r>
-      <w:proofErr w:type="spellStart"/>
-      <w:r>
-        <w:rPr>
-          <w:rFonts w:ascii="Kokila" w:hAnsi="Kokila" w:cs="Kokila"/>
+          <w:sz w:val="24"/>
+          <w:szCs w:val="24"/>
+          <w:cs/>
+        </w:rPr>
+        <w:t>यू.नं</w:t>
+      </w:r>
+      <w:proofErr w:type="spellEnd"/>
+      <w:r>
+        <w:rPr>
+          <w:rFonts w:asciiTheme="minorBidi" w:eastAsia="Kokila" w:hAnsiTheme="minorBidi" w:cstheme="minorBidi"/>
           <w:b/>
           <w:bCs/>
-          <w:sz w:val="28"/>
-          <w:szCs w:val="28"/>
-        </w:rPr>
-        <w:t>UnitNumber</w:t>
-      </w:r>
-      <w:proofErr w:type="spellEnd"/>
-      <w:r>
-        <w:rPr>
-          <w:rFonts w:ascii="Kokila" w:hAnsi="Kokila" w:cs="Kokila"/>
-          <w:b/>
-          <w:bCs/>
-          <w:sz w:val="28"/>
-          <w:szCs w:val="28"/>
+          <w:sz w:val="24"/>
+          <w:szCs w:val="24"/>
+          <w:cs/>
+        </w:rPr>
+        <w:t xml:space="preserve">. </w:t>
+      </w:r>
+      <w:r>
+        <w:rPr>
+          <w:rFonts w:asciiTheme="minorBidi" w:hAnsiTheme="minorBidi" w:cstheme="minorBidi"/>
+          <w:sz w:val="24"/>
+          <w:szCs w:val="24"/>
+          <w:cs/>
+        </w:rPr>
+        <w:t>[</w:t>
+      </w:r>
+      <w:r>
+        <w:rPr>
+          <w:rFonts w:asciiTheme="minorBidi" w:hAnsiTheme="minorBidi" w:cstheme="minorBidi"/>
+          <w:sz w:val="24"/>
+          <w:szCs w:val="24"/>
+        </w:rPr>
+        <w:t>UNIT /MUSTER NUMBER</w:t>
+      </w:r>
+      <w:r>
+        <w:rPr>
+          <w:rFonts w:asciiTheme="minorBidi" w:hAnsiTheme="minorBidi" w:cstheme="minorBidi"/>
+          <w:sz w:val="24"/>
+          <w:szCs w:val="24"/>
           <w:cs/>
         </w:rPr>
         <w:t>]</w:t>
       </w:r>
-      <w:bookmarkStart w:id="0" w:name="_GoBack"/>
-      <w:bookmarkEnd w:id="0"/>
     </w:p>
     <w:p>
       <w:pPr>
-        <w:spacing w:line="360" w:lineRule="auto"/>
+        <w:spacing w:line="240" w:lineRule="auto"/>
         <w:ind w:left="1440" w:hanging="1440"/>
         <w:rPr>
-          <w:rFonts w:ascii="Kokila" w:eastAsia="Kokila" w:hAnsi="Kokila" w:cs="Kokila"/>
+          <w:rFonts w:asciiTheme="minorBidi" w:eastAsia="Kokila" w:hAnsiTheme="minorBidi" w:cstheme="minorBidi"/>
           <w:b/>
           <w:bCs/>
-          <w:sz w:val="28"/>
-          <w:szCs w:val="28"/>
+          <w:sz w:val="24"/>
+          <w:szCs w:val="24"/>
         </w:rPr>
       </w:pPr>
       <w:r>
         <w:rPr>
-          <w:rFonts w:ascii="Kokila" w:eastAsia="Kokila" w:hAnsi="Kokila" w:cs="Kokila"/>
+          <w:rFonts w:asciiTheme="minorBidi" w:eastAsia="Kokila" w:hAnsiTheme="minorBidi" w:cstheme="minorBidi"/>
           <w:b/>
           <w:bCs/>
-          <w:sz w:val="28"/>
-          <w:szCs w:val="28"/>
+          <w:sz w:val="24"/>
+          <w:szCs w:val="24"/>
           <w:cs/>
         </w:rPr>
         <w:t xml:space="preserve">विषय :-  </w:t>
       </w:r>
       <w:r>
         <w:rPr>
-          <w:rFonts w:ascii="Kokila" w:eastAsia="Kokila" w:hAnsi="Kokila" w:cs="Kokila"/>
+          <w:rFonts w:asciiTheme="minorBidi" w:eastAsia="Kokila" w:hAnsiTheme="minorBidi" w:cstheme="minorBidi"/>
           <w:b/>
           <w:bCs/>
-          <w:sz w:val="28"/>
-          <w:szCs w:val="28"/>
+          <w:sz w:val="24"/>
+          <w:szCs w:val="24"/>
         </w:rPr>
         <w:tab/>
       </w:r>
       <w:r>
         <w:rPr>
-          <w:rFonts w:ascii="Kokila" w:eastAsia="Kokila" w:hAnsi="Kokila" w:cs="Kokila"/>
+          <w:rFonts w:asciiTheme="minorBidi" w:eastAsia="Kokila" w:hAnsiTheme="minorBidi" w:cstheme="minorBidi"/>
           <w:b/>
           <w:bCs/>
-          <w:sz w:val="28"/>
-          <w:szCs w:val="28"/>
+          <w:sz w:val="24"/>
+          <w:szCs w:val="24"/>
           <w:cs/>
         </w:rPr>
         <w:t>कर्मचारी को ड्यूटी पर लेने बावत ।</w:t>
@@ -1697,20 +1737,20 @@
     </w:p>
     <w:p>
       <w:pPr>
-        <w:spacing w:line="360" w:lineRule="auto"/>
+        <w:spacing w:line="240" w:lineRule="auto"/>
         <w:ind w:left="1440"/>
         <w:jc w:val="center"/>
         <w:rPr>
-          <w:rFonts w:ascii="Kokila" w:eastAsia="Kokila" w:hAnsi="Kokila" w:cs="Kokila"/>
-          <w:sz w:val="28"/>
-          <w:szCs w:val="28"/>
+          <w:rFonts w:asciiTheme="minorBidi" w:eastAsia="Kokila" w:hAnsiTheme="minorBidi" w:cstheme="minorBidi"/>
+          <w:sz w:val="24"/>
+          <w:szCs w:val="24"/>
         </w:rPr>
       </w:pPr>
       <w:r>
         <w:rPr>
-          <w:rFonts w:ascii="Kokila" w:eastAsia="Kokila" w:hAnsi="Kokila" w:cs="Kokila"/>
-          <w:sz w:val="28"/>
-          <w:szCs w:val="28"/>
+          <w:rFonts w:asciiTheme="minorBidi" w:eastAsia="Kokila" w:hAnsiTheme="minorBidi" w:cstheme="minorBidi"/>
+          <w:sz w:val="24"/>
+          <w:szCs w:val="24"/>
           <w:cs/>
         </w:rPr>
         <w:t>***</w:t>
@@ -1718,66 +1758,68 @@
     </w:p>
     <w:p>
       <w:pPr>
-        <w:spacing w:line="360" w:lineRule="auto"/>
+        <w:spacing w:line="240" w:lineRule="auto"/>
         <w:jc w:val="both"/>
         <w:rPr>
-          <w:rFonts w:ascii="Kokila" w:eastAsia="Kokila" w:hAnsi="Kokila" w:cs="Kokila"/>
-          <w:sz w:val="28"/>
-          <w:szCs w:val="28"/>
-          <w:cs/>
+          <w:rFonts w:asciiTheme="minorBidi" w:eastAsia="Kokila" w:hAnsiTheme="minorBidi" w:cstheme="minorBidi"/>
+          <w:sz w:val="24"/>
+          <w:szCs w:val="24"/>
           <w:lang w:val="en-US"/>
         </w:rPr>
       </w:pPr>
       <w:r>
         <w:rPr>
-          <w:rFonts w:ascii="Kokila" w:eastAsia="Kokila" w:hAnsi="Kokila" w:cs="Kokila"/>
-          <w:sz w:val="28"/>
-          <w:szCs w:val="28"/>
-          <w:cs/>
-        </w:rPr>
-        <w:t xml:space="preserve">                        </w:t>
-      </w:r>
-      <w:r>
-        <w:rPr>
-          <w:rFonts w:ascii="Kokila" w:eastAsia="Kokila" w:hAnsi="Kokila" w:cs="Kokila"/>
-          <w:sz w:val="28"/>
-          <w:szCs w:val="28"/>
-        </w:rPr>
-        <w:tab/>
-      </w:r>
-      <w:r>
-        <w:rPr>
-          <w:rFonts w:ascii="Kokila" w:eastAsia="Kokila" w:hAnsi="Kokila" w:cs="Kokila"/>
-          <w:sz w:val="28"/>
-          <w:szCs w:val="28"/>
-          <w:cs/>
-        </w:rPr>
-        <w:t xml:space="preserve">उपरोक्‍त विषयानुसार कर्मचारी </w:t>
-      </w:r>
-      <w:r>
-        <w:rPr>
-          <w:rFonts w:ascii="Kokila" w:eastAsia="Palanquin Dark" w:hAnsi="Kokila" w:cs="Kokila"/>
+          <w:rFonts w:asciiTheme="minorBidi" w:eastAsia="Kokila" w:hAnsiTheme="minorBidi" w:cstheme="minorBidi"/>
+          <w:sz w:val="24"/>
+          <w:szCs w:val="24"/>
+          <w:cs/>
+        </w:rPr>
+        <w:t xml:space="preserve">           </w:t>
+      </w:r>
+      <w:proofErr w:type="spellStart"/>
+      <w:r>
+        <w:rPr>
+          <w:rFonts w:asciiTheme="minorBidi" w:eastAsia="Kokila" w:hAnsiTheme="minorBidi" w:cstheme="minorBidi"/>
+          <w:sz w:val="24"/>
+          <w:szCs w:val="24"/>
+          <w:cs/>
+        </w:rPr>
+        <w:t>उपरोक्‍त</w:t>
+      </w:r>
+      <w:proofErr w:type="spellEnd"/>
+      <w:r>
+        <w:rPr>
+          <w:rFonts w:asciiTheme="minorBidi" w:eastAsia="Kokila" w:hAnsiTheme="minorBidi" w:cstheme="minorBidi"/>
+          <w:sz w:val="24"/>
+          <w:szCs w:val="24"/>
+          <w:cs/>
+        </w:rPr>
+        <w:t xml:space="preserve"> विषयानुसार कर्मचारी </w:t>
+      </w:r>
+      <w:r>
+        <w:rPr>
+          <w:rFonts w:asciiTheme="minorBidi" w:eastAsia="Palanquin Dark" w:hAnsiTheme="minorBidi" w:cstheme="minorBidi"/>
           <w:color w:val="000000" w:themeColor="text1"/>
-          <w:sz w:val="28"/>
-          <w:szCs w:val="28"/>
+          <w:sz w:val="24"/>
+          <w:szCs w:val="24"/>
           <w:cs/>
         </w:rPr>
         <w:t>श्री</w:t>
       </w:r>
       <w:r>
         <w:rPr>
-          <w:rFonts w:ascii="Kokila" w:eastAsia="Palanquin Dark" w:hAnsi="Kokila" w:cs="Kokila"/>
+          <w:rFonts w:asciiTheme="minorBidi" w:eastAsia="Palanquin Dark" w:hAnsiTheme="minorBidi" w:cstheme="minorBidi"/>
           <w:color w:val="000000" w:themeColor="text1"/>
-          <w:sz w:val="28"/>
-          <w:szCs w:val="28"/>
+          <w:sz w:val="24"/>
+          <w:szCs w:val="24"/>
         </w:rPr>
         <w:t xml:space="preserve"> </w:t>
       </w:r>
       <w:r>
         <w:rPr>
-          <w:rFonts w:ascii="Kokila" w:eastAsia="Times New Roman" w:hAnsi="Kokila" w:cs="Kokila"/>
-          <w:sz w:val="28"/>
-          <w:szCs w:val="28"/>
+          <w:rFonts w:asciiTheme="minorBidi" w:eastAsia="Times New Roman" w:hAnsiTheme="minorBidi" w:cstheme="minorBidi"/>
+          <w:sz w:val="24"/>
+          <w:szCs w:val="24"/>
           <w:cs/>
           <w:lang w:eastAsia="en-IN"/>
         </w:rPr>
@@ -1786,9 +1828,9 @@
       <w:proofErr w:type="spellStart"/>
       <w:r>
         <w:rPr>
-          <w:rFonts w:ascii="Kokila" w:eastAsia="Times New Roman" w:hAnsi="Kokila" w:cs="Kokila"/>
-          <w:sz w:val="28"/>
-          <w:szCs w:val="28"/>
+          <w:rFonts w:asciiTheme="minorBidi" w:eastAsia="Times New Roman" w:hAnsiTheme="minorBidi" w:cstheme="minorBidi"/>
+          <w:sz w:val="24"/>
+          <w:szCs w:val="24"/>
           <w:lang w:eastAsia="en-IN"/>
         </w:rPr>
         <w:t>EmployeeName</w:t>
@@ -1796,9 +1838,9 @@
       <w:proofErr w:type="spellEnd"/>
       <w:r>
         <w:rPr>
-          <w:rFonts w:ascii="Kokila" w:eastAsia="Times New Roman" w:hAnsi="Kokila" w:cs="Kokila"/>
-          <w:sz w:val="28"/>
-          <w:szCs w:val="28"/>
+          <w:rFonts w:asciiTheme="minorBidi" w:eastAsia="Times New Roman" w:hAnsiTheme="minorBidi" w:cstheme="minorBidi"/>
+          <w:sz w:val="24"/>
+          <w:szCs w:val="24"/>
           <w:cs/>
           <w:lang w:eastAsia="en-IN"/>
         </w:rPr>
@@ -1806,65 +1848,65 @@
       </w:r>
       <w:r>
         <w:rPr>
-          <w:rFonts w:ascii="Kokila" w:eastAsia="Times New Roman" w:hAnsi="Kokila" w:cs="Kokila"/>
-          <w:sz w:val="28"/>
-          <w:szCs w:val="28"/>
+          <w:rFonts w:asciiTheme="minorBidi" w:eastAsia="Times New Roman" w:hAnsiTheme="minorBidi" w:cstheme="minorBidi"/>
+          <w:sz w:val="24"/>
+          <w:szCs w:val="24"/>
           <w:lang w:eastAsia="en-IN"/>
         </w:rPr>
         <w:t xml:space="preserve"> </w:t>
       </w:r>
       <w:r>
         <w:rPr>
-          <w:rFonts w:ascii="Kokila" w:eastAsia="Palanquin Dark" w:hAnsi="Kokila" w:cs="Kokila"/>
+          <w:rFonts w:asciiTheme="minorBidi" w:eastAsia="Palanquin Dark" w:hAnsiTheme="minorBidi" w:cstheme="minorBidi"/>
           <w:color w:val="000000" w:themeColor="text1"/>
-          <w:sz w:val="28"/>
-          <w:szCs w:val="28"/>
+          <w:sz w:val="24"/>
+          <w:szCs w:val="24"/>
           <w:cs/>
         </w:rPr>
         <w:t xml:space="preserve"> </w:t>
       </w:r>
       <w:r>
         <w:rPr>
-          <w:rFonts w:ascii="Kokila" w:hAnsi="Kokila" w:cs="Kokila"/>
-          <w:sz w:val="28"/>
-          <w:szCs w:val="28"/>
+          <w:rFonts w:asciiTheme="minorBidi" w:hAnsiTheme="minorBidi" w:cstheme="minorBidi"/>
+          <w:sz w:val="24"/>
+          <w:szCs w:val="24"/>
           <w:cs/>
         </w:rPr>
         <w:t>[</w:t>
       </w:r>
       <w:r>
         <w:rPr>
-          <w:rFonts w:ascii="Kokila" w:hAnsi="Kokila" w:cs="Kokila"/>
-          <w:sz w:val="28"/>
-          <w:szCs w:val="28"/>
+          <w:rFonts w:asciiTheme="minorBidi" w:hAnsiTheme="minorBidi" w:cstheme="minorBidi"/>
+          <w:sz w:val="24"/>
+          <w:szCs w:val="24"/>
         </w:rPr>
         <w:t>Designation</w:t>
       </w:r>
       <w:r>
         <w:rPr>
-          <w:rFonts w:ascii="Kokila" w:hAnsi="Kokila" w:cs="Kokila"/>
-          <w:sz w:val="28"/>
-          <w:szCs w:val="28"/>
+          <w:rFonts w:asciiTheme="minorBidi" w:hAnsiTheme="minorBidi" w:cstheme="minorBidi"/>
+          <w:sz w:val="24"/>
+          <w:szCs w:val="24"/>
           <w:cs/>
         </w:rPr>
         <w:t>]</w:t>
       </w:r>
       <w:r>
         <w:rPr>
-          <w:rFonts w:ascii="Kokila" w:eastAsia="Palanquin Dark" w:hAnsi="Kokila" w:cs="Kokila"/>
+          <w:rFonts w:asciiTheme="minorBidi" w:eastAsia="Palanquin Dark" w:hAnsiTheme="minorBidi" w:cstheme="minorBidi"/>
           <w:color w:val="000000" w:themeColor="text1"/>
-          <w:sz w:val="28"/>
-          <w:szCs w:val="28"/>
+          <w:sz w:val="24"/>
+          <w:szCs w:val="24"/>
           <w:cs/>
         </w:rPr>
         <w:t xml:space="preserve"> दिनांक</w:t>
       </w:r>
       <w:r>
         <w:rPr>
-          <w:rFonts w:ascii="Kokila" w:eastAsia="Palanquin Dark" w:hAnsi="Kokila" w:cs="Kokila"/>
+          <w:rFonts w:asciiTheme="minorBidi" w:eastAsia="Palanquin Dark" w:hAnsiTheme="minorBidi" w:cstheme="minorBidi"/>
           <w:color w:val="000000" w:themeColor="text1"/>
-          <w:sz w:val="28"/>
-          <w:szCs w:val="28"/>
+          <w:sz w:val="24"/>
+          <w:szCs w:val="24"/>
           <w:cs/>
           <w:lang w:val="en-GB"/>
         </w:rPr>
@@ -1872,9 +1914,9 @@
       </w:r>
       <w:r>
         <w:rPr>
-          <w:rFonts w:ascii="Kokila" w:eastAsia="Times New Roman" w:hAnsi="Kokila" w:cs="Kokila"/>
-          <w:sz w:val="28"/>
-          <w:szCs w:val="28"/>
+          <w:rFonts w:asciiTheme="minorBidi" w:eastAsia="Times New Roman" w:hAnsiTheme="minorBidi" w:cstheme="minorBidi"/>
+          <w:sz w:val="24"/>
+          <w:szCs w:val="24"/>
           <w:cs/>
           <w:lang w:eastAsia="en-IN"/>
         </w:rPr>
@@ -1883,9 +1925,9 @@
       <w:proofErr w:type="spellStart"/>
       <w:r>
         <w:rPr>
-          <w:rFonts w:ascii="Kokila" w:eastAsia="Times New Roman" w:hAnsi="Kokila" w:cs="Kokila"/>
-          <w:sz w:val="28"/>
-          <w:szCs w:val="28"/>
+          <w:rFonts w:asciiTheme="minorBidi" w:eastAsia="Times New Roman" w:hAnsiTheme="minorBidi" w:cstheme="minorBidi"/>
+          <w:sz w:val="24"/>
+          <w:szCs w:val="24"/>
           <w:lang w:eastAsia="en-IN"/>
         </w:rPr>
         <w:t>FromDate</w:t>
@@ -1893,9 +1935,9 @@
       <w:proofErr w:type="spellEnd"/>
       <w:r>
         <w:rPr>
-          <w:rFonts w:ascii="Kokila" w:eastAsia="Times New Roman" w:hAnsi="Kokila" w:cs="Kokila"/>
-          <w:sz w:val="28"/>
-          <w:szCs w:val="28"/>
+          <w:rFonts w:asciiTheme="minorBidi" w:eastAsia="Times New Roman" w:hAnsiTheme="minorBidi" w:cstheme="minorBidi"/>
+          <w:sz w:val="24"/>
+          <w:szCs w:val="24"/>
           <w:cs/>
           <w:lang w:eastAsia="en-IN"/>
         </w:rPr>
@@ -1903,29 +1945,29 @@
       </w:r>
       <w:r>
         <w:rPr>
-          <w:rFonts w:ascii="Kokila" w:eastAsia="Times New Roman" w:hAnsi="Kokila" w:cs="Kokila"/>
-          <w:sz w:val="28"/>
-          <w:szCs w:val="28"/>
+          <w:rFonts w:asciiTheme="minorBidi" w:eastAsia="Times New Roman" w:hAnsiTheme="minorBidi" w:cstheme="minorBidi"/>
+          <w:sz w:val="24"/>
+          <w:szCs w:val="24"/>
           <w:lang w:eastAsia="en-IN"/>
         </w:rPr>
         <w:t xml:space="preserve"> </w:t>
       </w:r>
       <w:r>
         <w:rPr>
-          <w:rFonts w:ascii="Kokila" w:eastAsia="Palanquin Dark" w:hAnsi="Kokila" w:cs="Kokila"/>
+          <w:rFonts w:asciiTheme="minorBidi" w:eastAsia="Palanquin Dark" w:hAnsiTheme="minorBidi" w:cstheme="minorBidi"/>
           <w:color w:val="000000" w:themeColor="text1"/>
-          <w:sz w:val="28"/>
-          <w:szCs w:val="28"/>
+          <w:sz w:val="24"/>
+          <w:szCs w:val="24"/>
           <w:cs/>
         </w:rPr>
         <w:t>से</w:t>
       </w:r>
       <w:r>
         <w:rPr>
-          <w:rFonts w:ascii="Kokila" w:eastAsia="Palanquin Dark" w:hAnsi="Kokila" w:cs="Kokila"/>
+          <w:rFonts w:asciiTheme="minorBidi" w:eastAsia="Palanquin Dark" w:hAnsiTheme="minorBidi" w:cstheme="minorBidi"/>
           <w:color w:val="000000" w:themeColor="text1"/>
-          <w:sz w:val="28"/>
-          <w:szCs w:val="28"/>
+          <w:sz w:val="24"/>
+          <w:szCs w:val="24"/>
           <w:cs/>
           <w:lang w:val="en-GB"/>
         </w:rPr>
@@ -1933,19 +1975,19 @@
       </w:r>
       <w:r>
         <w:rPr>
-          <w:rFonts w:ascii="Kokila" w:eastAsia="Palanquin Dark" w:hAnsi="Kokila" w:cs="Kokila"/>
+          <w:rFonts w:asciiTheme="minorBidi" w:eastAsia="Palanquin Dark" w:hAnsiTheme="minorBidi" w:cstheme="minorBidi"/>
           <w:color w:val="000000" w:themeColor="text1"/>
-          <w:sz w:val="28"/>
-          <w:szCs w:val="28"/>
+          <w:sz w:val="24"/>
+          <w:szCs w:val="24"/>
           <w:lang w:val="en-GB"/>
         </w:rPr>
         <w:t xml:space="preserve"> </w:t>
       </w:r>
       <w:r>
         <w:rPr>
-          <w:rFonts w:ascii="Kokila" w:eastAsia="Times New Roman" w:hAnsi="Kokila" w:cs="Kokila"/>
-          <w:sz w:val="28"/>
-          <w:szCs w:val="28"/>
+          <w:rFonts w:asciiTheme="minorBidi" w:eastAsia="Times New Roman" w:hAnsiTheme="minorBidi" w:cstheme="minorBidi"/>
+          <w:sz w:val="24"/>
+          <w:szCs w:val="24"/>
           <w:cs/>
           <w:lang w:eastAsia="en-IN"/>
         </w:rPr>
@@ -1954,9 +1996,9 @@
       <w:proofErr w:type="spellStart"/>
       <w:r>
         <w:rPr>
-          <w:rFonts w:ascii="Kokila" w:eastAsia="Times New Roman" w:hAnsi="Kokila" w:cs="Kokila"/>
-          <w:sz w:val="28"/>
-          <w:szCs w:val="28"/>
+          <w:rFonts w:asciiTheme="minorBidi" w:eastAsia="Times New Roman" w:hAnsiTheme="minorBidi" w:cstheme="minorBidi"/>
+          <w:sz w:val="24"/>
+          <w:szCs w:val="24"/>
           <w:lang w:eastAsia="en-IN"/>
         </w:rPr>
         <w:t>ToDate</w:t>
@@ -1964,9 +2006,9 @@
       <w:proofErr w:type="spellEnd"/>
       <w:r>
         <w:rPr>
-          <w:rFonts w:ascii="Kokila" w:eastAsia="Times New Roman" w:hAnsi="Kokila" w:cs="Kokila"/>
-          <w:sz w:val="28"/>
-          <w:szCs w:val="28"/>
+          <w:rFonts w:asciiTheme="minorBidi" w:eastAsia="Times New Roman" w:hAnsiTheme="minorBidi" w:cstheme="minorBidi"/>
+          <w:sz w:val="24"/>
+          <w:szCs w:val="24"/>
           <w:cs/>
           <w:lang w:eastAsia="en-IN"/>
         </w:rPr>
@@ -1974,29 +2016,29 @@
       </w:r>
       <w:r>
         <w:rPr>
-          <w:rFonts w:ascii="Kokila" w:eastAsia="Times New Roman" w:hAnsi="Kokila" w:cs="Kokila"/>
-          <w:sz w:val="28"/>
-          <w:szCs w:val="28"/>
+          <w:rFonts w:asciiTheme="minorBidi" w:eastAsia="Times New Roman" w:hAnsiTheme="minorBidi" w:cstheme="minorBidi"/>
+          <w:sz w:val="24"/>
+          <w:szCs w:val="24"/>
           <w:lang w:eastAsia="en-IN"/>
         </w:rPr>
         <w:t xml:space="preserve"> </w:t>
       </w:r>
       <w:r>
         <w:rPr>
-          <w:rFonts w:ascii="Kokila" w:eastAsia="Palanquin Dark" w:hAnsi="Kokila" w:cs="Kokila"/>
+          <w:rFonts w:asciiTheme="minorBidi" w:eastAsia="Palanquin Dark" w:hAnsiTheme="minorBidi" w:cstheme="minorBidi"/>
           <w:color w:val="000000" w:themeColor="text1"/>
-          <w:sz w:val="28"/>
-          <w:szCs w:val="28"/>
+          <w:sz w:val="24"/>
+          <w:szCs w:val="24"/>
           <w:cs/>
         </w:rPr>
         <w:t>तक</w:t>
       </w:r>
       <w:r>
         <w:rPr>
-          <w:rFonts w:ascii="Kokila" w:eastAsia="Palanquin Dark" w:hAnsi="Kokila" w:cs="Kokila"/>
+          <w:rFonts w:asciiTheme="minorBidi" w:eastAsia="Palanquin Dark" w:hAnsiTheme="minorBidi" w:cstheme="minorBidi"/>
           <w:color w:val="000000" w:themeColor="text1"/>
-          <w:sz w:val="28"/>
-          <w:szCs w:val="28"/>
+          <w:sz w:val="24"/>
+          <w:szCs w:val="24"/>
           <w:cs/>
           <w:lang w:val="en-GB"/>
         </w:rPr>
@@ -2004,41 +2046,41 @@
       </w:r>
       <w:r>
         <w:rPr>
-          <w:rFonts w:ascii="Kokila" w:hAnsi="Kokila" w:cs="Kokila"/>
+          <w:rFonts w:asciiTheme="minorBidi" w:hAnsiTheme="minorBidi" w:cstheme="minorBidi"/>
           <w:noProof/>
           <w:color w:val="000000" w:themeColor="text1"/>
-          <w:sz w:val="28"/>
-          <w:szCs w:val="28"/>
+          <w:sz w:val="24"/>
+          <w:szCs w:val="24"/>
           <w:cs/>
         </w:rPr>
         <w:t>अनुपस्थिति उपरांत इस कार्यालय में ड्यूटी हेतु उपस्थित हुए हैं । अत: कर्मचारी को दिनांक</w:t>
       </w:r>
       <w:r>
         <w:rPr>
-          <w:rFonts w:ascii="Kokila" w:hAnsi="Kokila" w:cs="Kokila"/>
+          <w:rFonts w:asciiTheme="minorBidi" w:hAnsiTheme="minorBidi" w:cstheme="minorBidi"/>
           <w:noProof/>
           <w:color w:val="000000" w:themeColor="text1"/>
-          <w:sz w:val="28"/>
-          <w:szCs w:val="28"/>
+          <w:sz w:val="24"/>
+          <w:szCs w:val="24"/>
         </w:rPr>
         <w:t xml:space="preserve"> </w:t>
       </w:r>
       <w:r>
         <w:rPr>
-          <w:rFonts w:ascii="Kokila" w:hAnsi="Kokila" w:cs="Kokila"/>
+          <w:rFonts w:asciiTheme="minorBidi" w:hAnsiTheme="minorBidi" w:cstheme="minorBidi"/>
           <w:noProof/>
           <w:color w:val="000000" w:themeColor="text1"/>
-          <w:sz w:val="28"/>
-          <w:szCs w:val="28"/>
+          <w:sz w:val="24"/>
+          <w:szCs w:val="24"/>
           <w:cs/>
         </w:rPr>
         <w:t xml:space="preserve"> </w:t>
       </w:r>
       <w:r>
         <w:rPr>
-          <w:rFonts w:ascii="Kokila" w:eastAsia="Times New Roman" w:hAnsi="Kokila" w:cs="Kokila"/>
-          <w:sz w:val="28"/>
-          <w:szCs w:val="28"/>
+          <w:rFonts w:asciiTheme="minorBidi" w:eastAsia="Times New Roman" w:hAnsiTheme="minorBidi" w:cstheme="minorBidi"/>
+          <w:sz w:val="24"/>
+          <w:szCs w:val="24"/>
           <w:cs/>
           <w:lang w:eastAsia="en-IN"/>
         </w:rPr>
@@ -2047,9 +2089,9 @@
       <w:proofErr w:type="spellStart"/>
       <w:r>
         <w:rPr>
-          <w:rFonts w:ascii="Kokila" w:eastAsia="Times New Roman" w:hAnsi="Kokila" w:cs="Kokila"/>
-          <w:sz w:val="28"/>
-          <w:szCs w:val="28"/>
+          <w:rFonts w:asciiTheme="minorBidi" w:eastAsia="Times New Roman" w:hAnsiTheme="minorBidi" w:cstheme="minorBidi"/>
+          <w:sz w:val="24"/>
+          <w:szCs w:val="24"/>
           <w:lang w:eastAsia="en-IN"/>
         </w:rPr>
         <w:t>DutyDate</w:t>
@@ -2057,9 +2099,9 @@
       <w:proofErr w:type="spellEnd"/>
       <w:r>
         <w:rPr>
-          <w:rFonts w:ascii="Kokila" w:eastAsia="Times New Roman" w:hAnsi="Kokila" w:cs="Kokila"/>
-          <w:sz w:val="28"/>
-          <w:szCs w:val="28"/>
+          <w:rFonts w:asciiTheme="minorBidi" w:eastAsia="Times New Roman" w:hAnsiTheme="minorBidi" w:cstheme="minorBidi"/>
+          <w:sz w:val="24"/>
+          <w:szCs w:val="24"/>
           <w:cs/>
           <w:lang w:eastAsia="en-IN"/>
         </w:rPr>
@@ -2067,32 +2109,25 @@
       </w:r>
       <w:r>
         <w:rPr>
-          <w:rFonts w:ascii="Kokila" w:eastAsia="Times New Roman" w:hAnsi="Kokila" w:cs="Kokila"/>
-          <w:sz w:val="28"/>
-          <w:szCs w:val="28"/>
+          <w:rFonts w:asciiTheme="minorBidi" w:eastAsia="Times New Roman" w:hAnsiTheme="minorBidi" w:cstheme="minorBidi"/>
+          <w:sz w:val="24"/>
+          <w:szCs w:val="24"/>
           <w:lang w:eastAsia="en-IN"/>
         </w:rPr>
         <w:t xml:space="preserve"> </w:t>
       </w:r>
       <w:r>
         <w:rPr>
-          <w:rFonts w:ascii="Kokila" w:hAnsi="Kokila" w:cs="Kokila"/>
+          <w:rFonts w:asciiTheme="minorBidi" w:hAnsiTheme="minorBidi" w:cstheme="minorBidi"/>
           <w:noProof/>
           <w:color w:val="000000" w:themeColor="text1"/>
-          <w:sz w:val="28"/>
-          <w:szCs w:val="28"/>
+          <w:sz w:val="24"/>
+          <w:szCs w:val="24"/>
           <w:cs/>
           <w:lang w:val="en-US"/>
         </w:rPr>
         <w:t>से ड्यूटी पर लेते हुए स्‍व निर्देशन में कार्य कराना सुनिश्चित करें ।</w:t>
       </w:r>
-    </w:p>
-    <w:p>
-      <w:pPr>
-        <w:rPr>
-          <w:rFonts w:ascii="Kokila" w:hAnsi="Kokila" w:cs="Kokila"/>
-        </w:rPr>
-      </w:pPr>
     </w:p>
     <w:sectPr>
       <w:pgSz w:w="12240" w:h="15840"/>
@@ -2105,7 +2140,7 @@
 </file>
 
 <file path=word/numbering.xml><?xml version="1.0" encoding="utf-8"?>
-<w:numbering xmlns:wpc="http://schemas.microsoft.com/office/word/2010/wordprocessingCanvas" xmlns:cx="http://schemas.microsoft.com/office/drawing/2014/chartex" xmlns:mc="http://schemas.openxmlformats.org/markup-compatibility/2006" xmlns:o="urn:schemas-microsoft-com:office:office" xmlns:r="http://schemas.openxmlformats.org/officeDocument/2006/relationships" xmlns:m="http://schemas.openxmlformats.org/officeDocument/2006/math" xmlns:v="urn:schemas-microsoft-com:vml" xmlns:wp14="http://schemas.microsoft.com/office/word/2010/wordprocessingDrawing" xmlns:wp="http://schemas.openxmlformats.org/drawingml/2006/wordprocessingDrawing" xmlns:w10="urn:schemas-microsoft-com:office:word" xmlns:w="http://schemas.openxmlformats.org/wordprocessingml/2006/main" xmlns:w14="http://schemas.microsoft.com/office/word/2010/wordml" xmlns:w15="http://schemas.microsoft.com/office/word/2012/wordml" xmlns:w16se="http://schemas.microsoft.com/office/word/2015/wordml/symex" xmlns:wpg="http://schemas.microsoft.com/office/word/2010/wordprocessingGroup" xmlns:wpi="http://schemas.microsoft.com/office/word/2010/wordprocessingInk" xmlns:wne="http://schemas.microsoft.com/office/word/2006/wordml" xmlns:wps="http://schemas.microsoft.com/office/word/2010/wordprocessingShape" mc:Ignorable="w14 w15 w16se wp14">
+<w:numbering xmlns:wpc="http://schemas.microsoft.com/office/word/2010/wordprocessingCanvas" xmlns:cx="http://schemas.microsoft.com/office/drawing/2014/chartex" xmlns:cx1="http://schemas.microsoft.com/office/drawing/2015/9/8/chartex" xmlns:cx2="http://schemas.microsoft.com/office/drawing/2015/10/21/chartex" xmlns:cx3="http://schemas.microsoft.com/office/drawing/2016/5/9/chartex" xmlns:cx4="http://schemas.microsoft.com/office/drawing/2016/5/10/chartex" xmlns:cx5="http://schemas.microsoft.com/office/drawing/2016/5/11/chartex" xmlns:cx6="http://schemas.microsoft.com/office/drawing/2016/5/12/chartex" xmlns:cx7="http://schemas.microsoft.com/office/drawing/2016/5/13/chartex" xmlns:cx8="http://schemas.microsoft.com/office/drawing/2016/5/14/chartex" xmlns:mc="http://schemas.openxmlformats.org/markup-compatibility/2006" xmlns:aink="http://schemas.microsoft.com/office/drawing/2016/ink" xmlns:am3d="http://schemas.microsoft.com/office/drawing/2017/model3d" xmlns:o="urn:schemas-microsoft-com:office:office" xmlns:oel="http://schemas.microsoft.com/office/2019/extlst" xmlns:r="http://schemas.openxmlformats.org/officeDocument/2006/relationships" xmlns:m="http://schemas.openxmlformats.org/officeDocument/2006/math" xmlns:v="urn:schemas-microsoft-com:vml" xmlns:wp14="http://schemas.microsoft.com/office/word/2010/wordprocessingDrawing" xmlns:wp="http://schemas.openxmlformats.org/drawingml/2006/wordprocessingDrawing" xmlns:w10="urn:schemas-microsoft-com:office:word" xmlns:w="http://schemas.openxmlformats.org/wordprocessingml/2006/main" xmlns:w14="http://schemas.microsoft.com/office/word/2010/wordml" xmlns:w15="http://schemas.microsoft.com/office/word/2012/wordml" xmlns:w16cex="http://schemas.microsoft.com/office/word/2018/wordml/cex" xmlns:w16cid="http://schemas.microsoft.com/office/word/2016/wordml/cid" xmlns:w16="http://schemas.microsoft.com/office/word/2018/wordml" xmlns:w16du="http://schemas.microsoft.com/office/word/2023/wordml/word16du" xmlns:w16sdtdh="http://schemas.microsoft.com/office/word/2020/wordml/sdtdatahash" xmlns:w16sdtfl="http://schemas.microsoft.com/office/word/2024/wordml/sdtformatlock" xmlns:w16se="http://schemas.microsoft.com/office/word/2015/wordml/symex" xmlns:wpg="http://schemas.microsoft.com/office/word/2010/wordprocessingGroup" xmlns:wpi="http://schemas.microsoft.com/office/word/2010/wordprocessingInk" xmlns:wne="http://schemas.microsoft.com/office/word/2006/wordml" xmlns:wps="http://schemas.microsoft.com/office/word/2010/wordprocessingShape" mc:Ignorable="w14 w15 w16se w16cid w16 w16cex w16sdtdh w16sdtfl w16du wp14">
   <w:abstractNum w:abstractNumId="0" w15:restartNumberingAfterBreak="0">
     <w:nsid w:val="4ABC6080"/>
     <w:multiLevelType w:val="multilevel"/>
@@ -2196,14 +2231,14 @@
       </w:pPr>
     </w:lvl>
   </w:abstractNum>
-  <w:num w:numId="1">
+  <w:num w:numId="1" w16cid:durableId="1798839954">
     <w:abstractNumId w:val="0"/>
   </w:num>
 </w:numbering>
 </file>
 
 <file path=word/styles.xml><?xml version="1.0" encoding="utf-8"?>
-<w:styles xmlns:mc="http://schemas.openxmlformats.org/markup-compatibility/2006" xmlns:r="http://schemas.openxmlformats.org/officeDocument/2006/relationships" xmlns:w="http://schemas.openxmlformats.org/wordprocessingml/2006/main" xmlns:w14="http://schemas.microsoft.com/office/word/2010/wordml" xmlns:w15="http://schemas.microsoft.com/office/word/2012/wordml" xmlns:w16se="http://schemas.microsoft.com/office/word/2015/wordml/symex" mc:Ignorable="w14 w15 w16se">
+<w:styles xmlns:mc="http://schemas.openxmlformats.org/markup-compatibility/2006" xmlns:r="http://schemas.openxmlformats.org/officeDocument/2006/relationships" xmlns:w="http://schemas.openxmlformats.org/wordprocessingml/2006/main" xmlns:w14="http://schemas.microsoft.com/office/word/2010/wordml" xmlns:w15="http://schemas.microsoft.com/office/word/2012/wordml" xmlns:w16cex="http://schemas.microsoft.com/office/word/2018/wordml/cex" xmlns:w16cid="http://schemas.microsoft.com/office/word/2016/wordml/cid" xmlns:w16="http://schemas.microsoft.com/office/word/2018/wordml" xmlns:w16du="http://schemas.microsoft.com/office/word/2023/wordml/word16du" xmlns:w16sdtdh="http://schemas.microsoft.com/office/word/2020/wordml/sdtdatahash" xmlns:w16sdtfl="http://schemas.microsoft.com/office/word/2024/wordml/sdtformatlock" xmlns:w16se="http://schemas.microsoft.com/office/word/2015/wordml/symex" mc:Ignorable="w14 w15 w16se w16cid w16 w16cex w16sdtdh w16sdtfl w16du">
   <w:docDefaults>
     <w:rPrDefault>
       <w:rPr>
@@ -2219,7 +2254,7 @@
       </w:pPr>
     </w:pPrDefault>
   </w:docDefaults>
-  <w:latentStyles w:defLockedState="0" w:defUIPriority="99" w:defSemiHidden="0" w:defUnhideWhenUsed="0" w:defQFormat="0" w:count="371">
+  <w:latentStyles w:defLockedState="0" w:defUIPriority="99" w:defSemiHidden="0" w:defUnhideWhenUsed="0" w:defQFormat="0" w:count="376">
     <w:lsdException w:name="Normal" w:uiPriority="0" w:qFormat="1"/>
     <w:lsdException w:name="heading 1" w:uiPriority="9" w:qFormat="1"/>
     <w:lsdException w:name="heading 2" w:semiHidden="1" w:uiPriority="9" w:unhideWhenUsed="1" w:qFormat="1"/>
@@ -2591,6 +2626,11 @@
     <w:lsdException w:name="List Table 5 Dark Accent 6" w:uiPriority="50"/>
     <w:lsdException w:name="List Table 6 Colorful Accent 6" w:uiPriority="51"/>
     <w:lsdException w:name="List Table 7 Colorful Accent 6" w:uiPriority="52"/>
+    <w:lsdException w:name="Mention" w:semiHidden="1" w:unhideWhenUsed="1"/>
+    <w:lsdException w:name="Smart Hyperlink" w:semiHidden="1" w:unhideWhenUsed="1"/>
+    <w:lsdException w:name="Hashtag" w:semiHidden="1" w:unhideWhenUsed="1"/>
+    <w:lsdException w:name="Unresolved Mention" w:semiHidden="1" w:unhideWhenUsed="1"/>
+    <w:lsdException w:name="Smart Link" w:semiHidden="1" w:unhideWhenUsed="1"/>
   </w:latentStyles>
   <w:style w:type="paragraph" w:default="1" w:styleId="Normal">
     <w:name w:val="Normal"/>
@@ -3146,7 +3186,7 @@
 <ds:datastoreItem xmlns:ds="http://schemas.openxmlformats.org/officeDocument/2006/customXml" ds:itemID="{11111111-1234-1234-1234-123412341234}">
   <ds:schemaRefs>
     <ds:schemaRef ds:uri="http://customooxmlschemas.google.com/"/>
-    <ds:schemaRef ds:uri="http://schemas.openxmlformats.org/officeDocument/2006/relationships"/>
+    <ds:schemaRef ds:uri="http://www.w3.org/2000/xmlns/"/>
   </ds:schemaRefs>
 </ds:datastoreItem>
 </file>
--- a/assets/Absent Duty letter temp.docx
+++ b/assets/Absent Duty letter temp.docx
@@ -141,7 +141,31 @@
                 <w:szCs w:val="24"/>
                 <w:cs/>
               </w:rPr>
-              <w:t xml:space="preserve">पत्र क्र.सरईग्राम/ </w:t>
+              <w:t xml:space="preserve">पत्र </w:t>
+            </w:r>
+            <w:proofErr w:type="spellStart"/>
+            <w:r>
+              <w:rPr>
+                <w:rFonts w:asciiTheme="minorBidi" w:eastAsia="Kokila" w:hAnsiTheme="minorBidi" w:cstheme="minorBidi"/>
+                <w:b/>
+                <w:bCs/>
+                <w:sz w:val="24"/>
+                <w:szCs w:val="24"/>
+                <w:cs/>
+              </w:rPr>
+              <w:t>क्र.सरईग्राम</w:t>
+            </w:r>
+            <w:proofErr w:type="spellEnd"/>
+            <w:r>
+              <w:rPr>
+                <w:rFonts w:asciiTheme="minorBidi" w:eastAsia="Kokila" w:hAnsiTheme="minorBidi" w:cstheme="minorBidi"/>
+                <w:b/>
+                <w:bCs/>
+                <w:sz w:val="24"/>
+                <w:szCs w:val="24"/>
+                <w:cs/>
+              </w:rPr>
+              <w:t xml:space="preserve">/ </w:t>
             </w:r>
             <w:r>
               <w:rPr>
@@ -454,8 +478,21 @@
                 <w:szCs w:val="24"/>
                 <w:cs/>
               </w:rPr>
-              <w:t>) सरईग्राम</w:t>
-            </w:r>
+              <w:t xml:space="preserve">) </w:t>
+            </w:r>
+            <w:proofErr w:type="spellStart"/>
+            <w:r>
+              <w:rPr>
+                <w:rFonts w:asciiTheme="minorBidi" w:eastAsia="Kokila" w:hAnsiTheme="minorBidi" w:cstheme="minorBidi"/>
+                <w:b/>
+                <w:bCs/>
+                <w:sz w:val="24"/>
+                <w:szCs w:val="24"/>
+                <w:cs/>
+              </w:rPr>
+              <w:t>सरईग्राम</w:t>
+            </w:r>
+            <w:proofErr w:type="spellEnd"/>
           </w:p>
         </w:tc>
       </w:tr>
@@ -583,15 +620,7 @@
           <w:sz w:val="24"/>
           <w:szCs w:val="24"/>
         </w:rPr>
-        <w:t>UNIT</w:t>
-      </w:r>
-      <w:r>
-        <w:rPr>
-          <w:rFonts w:asciiTheme="minorBidi" w:hAnsiTheme="minorBidi" w:cstheme="minorBidi"/>
-          <w:sz w:val="24"/>
-          <w:szCs w:val="24"/>
-        </w:rPr>
-        <w:t xml:space="preserve"> /MUSTER NUMBER</w:t>
+        <w:t>Unit</w:t>
       </w:r>
       <w:r>
         <w:rPr>
@@ -645,7 +674,55 @@
           <w:szCs w:val="24"/>
           <w:cs/>
         </w:rPr>
-        <w:t>कर्मचारी को ड्यूटी पर लेने बावत ।</w:t>
+        <w:t xml:space="preserve">कर्मचारी को </w:t>
+      </w:r>
+      <w:proofErr w:type="spellStart"/>
+      <w:r>
+        <w:rPr>
+          <w:rFonts w:asciiTheme="minorBidi" w:eastAsia="Kokila" w:hAnsiTheme="minorBidi" w:cstheme="minorBidi"/>
+          <w:b/>
+          <w:bCs/>
+          <w:sz w:val="24"/>
+          <w:szCs w:val="24"/>
+          <w:cs/>
+        </w:rPr>
+        <w:t>ड्यूटी</w:t>
+      </w:r>
+      <w:proofErr w:type="spellEnd"/>
+      <w:r>
+        <w:rPr>
+          <w:rFonts w:asciiTheme="minorBidi" w:eastAsia="Kokila" w:hAnsiTheme="minorBidi" w:cstheme="minorBidi"/>
+          <w:b/>
+          <w:bCs/>
+          <w:sz w:val="24"/>
+          <w:szCs w:val="24"/>
+          <w:cs/>
+        </w:rPr>
+        <w:t xml:space="preserve"> पर लेने </w:t>
+      </w:r>
+      <w:proofErr w:type="spellStart"/>
+      <w:r>
+        <w:rPr>
+          <w:rFonts w:asciiTheme="minorBidi" w:eastAsia="Kokila" w:hAnsiTheme="minorBidi" w:cstheme="minorBidi"/>
+          <w:b/>
+          <w:bCs/>
+          <w:sz w:val="24"/>
+          <w:szCs w:val="24"/>
+          <w:cs/>
+        </w:rPr>
+        <w:t>बावत</w:t>
+      </w:r>
+      <w:proofErr w:type="spellEnd"/>
+      <w:r>
+        <w:rPr>
+          <w:rFonts w:asciiTheme="minorBidi" w:eastAsia="Kokila" w:hAnsiTheme="minorBidi" w:cstheme="minorBidi"/>
+          <w:b/>
+          <w:bCs/>
+          <w:sz w:val="24"/>
+          <w:szCs w:val="24"/>
+          <w:cs/>
+        </w:rPr>
+        <w:t xml:space="preserve"> ।</w:t>
       </w:r>
     </w:p>
     <w:p>
@@ -674,7 +751,7 @@
         <w:spacing w:line="240" w:lineRule="auto"/>
         <w:jc w:val="both"/>
         <w:rPr>
-          <w:rFonts w:asciiTheme="minorBidi" w:eastAsia="Kokila" w:hAnsiTheme="minorBidi" w:cstheme="minorBidi"/>
+          <w:rFonts w:asciiTheme="minorBidi" w:eastAsia="Kokila" w:hAnsiTheme="minorBidi"/>
           <w:sz w:val="24"/>
           <w:szCs w:val="24"/>
           <w:cs/>
@@ -1231,7 +1308,31 @@
                 <w:szCs w:val="24"/>
                 <w:cs/>
               </w:rPr>
-              <w:t xml:space="preserve">पत्र क्र.सरईग्राम/ </w:t>
+              <w:t xml:space="preserve">पत्र </w:t>
+            </w:r>
+            <w:proofErr w:type="spellStart"/>
+            <w:r>
+              <w:rPr>
+                <w:rFonts w:asciiTheme="minorBidi" w:eastAsia="Kokila" w:hAnsiTheme="minorBidi" w:cstheme="minorBidi"/>
+                <w:b/>
+                <w:bCs/>
+                <w:sz w:val="24"/>
+                <w:szCs w:val="24"/>
+                <w:cs/>
+              </w:rPr>
+              <w:t>क्र.सरईग्राम</w:t>
+            </w:r>
+            <w:proofErr w:type="spellEnd"/>
+            <w:r>
+              <w:rPr>
+                <w:rFonts w:asciiTheme="minorBidi" w:eastAsia="Kokila" w:hAnsiTheme="minorBidi" w:cstheme="minorBidi"/>
+                <w:b/>
+                <w:bCs/>
+                <w:sz w:val="24"/>
+                <w:szCs w:val="24"/>
+                <w:cs/>
+              </w:rPr>
+              <w:t xml:space="preserve">/ </w:t>
             </w:r>
             <w:r>
               <w:rPr>
@@ -1549,8 +1650,21 @@
                 <w:szCs w:val="24"/>
                 <w:cs/>
               </w:rPr>
-              <w:t>) सरईग्राम</w:t>
-            </w:r>
+              <w:t xml:space="preserve">) </w:t>
+            </w:r>
+            <w:proofErr w:type="spellStart"/>
+            <w:r>
+              <w:rPr>
+                <w:rFonts w:asciiTheme="minorBidi" w:eastAsia="Kokila" w:hAnsiTheme="minorBidi" w:cstheme="minorBidi"/>
+                <w:b/>
+                <w:bCs/>
+                <w:sz w:val="24"/>
+                <w:szCs w:val="24"/>
+                <w:cs/>
+              </w:rPr>
+              <w:t>सरईग्राम</w:t>
+            </w:r>
+            <w:proofErr w:type="spellEnd"/>
           </w:p>
         </w:tc>
       </w:tr>
@@ -1678,7 +1792,7 @@
           <w:sz w:val="24"/>
           <w:szCs w:val="24"/>
         </w:rPr>
-        <w:t>UNIT /MUSTER NUMBER</w:t>
+        <w:t>Unit</w:t>
       </w:r>
       <w:r>
         <w:rPr>
@@ -1732,7 +1846,55 @@
           <w:szCs w:val="24"/>
           <w:cs/>
         </w:rPr>
-        <w:t>कर्मचारी को ड्यूटी पर लेने बावत ।</w:t>
+        <w:t xml:space="preserve">कर्मचारी को </w:t>
+      </w:r>
+      <w:proofErr w:type="spellStart"/>
+      <w:r>
+        <w:rPr>
+          <w:rFonts w:asciiTheme="minorBidi" w:eastAsia="Kokila" w:hAnsiTheme="minorBidi" w:cstheme="minorBidi"/>
+          <w:b/>
+          <w:bCs/>
+          <w:sz w:val="24"/>
+          <w:szCs w:val="24"/>
+          <w:cs/>
+        </w:rPr>
+        <w:t>ड्यूटी</w:t>
+      </w:r>
+      <w:proofErr w:type="spellEnd"/>
+      <w:r>
+        <w:rPr>
+          <w:rFonts w:asciiTheme="minorBidi" w:eastAsia="Kokila" w:hAnsiTheme="minorBidi" w:cstheme="minorBidi"/>
+          <w:b/>
+          <w:bCs/>
+          <w:sz w:val="24"/>
+          <w:szCs w:val="24"/>
+          <w:cs/>
+        </w:rPr>
+        <w:t xml:space="preserve"> पर लेने </w:t>
+      </w:r>
+      <w:proofErr w:type="spellStart"/>
+      <w:r>
+        <w:rPr>
+          <w:rFonts w:asciiTheme="minorBidi" w:eastAsia="Kokila" w:hAnsiTheme="minorBidi" w:cstheme="minorBidi"/>
+          <w:b/>
+          <w:bCs/>
+          <w:sz w:val="24"/>
+          <w:szCs w:val="24"/>
+          <w:cs/>
+        </w:rPr>
+        <w:t>बावत</w:t>
+      </w:r>
+      <w:proofErr w:type="spellEnd"/>
+      <w:r>
+        <w:rPr>
+          <w:rFonts w:asciiTheme="minorBidi" w:eastAsia="Kokila" w:hAnsiTheme="minorBidi" w:cstheme="minorBidi"/>
+          <w:b/>
+          <w:bCs/>
+          <w:sz w:val="24"/>
+          <w:szCs w:val="24"/>
+          <w:cs/>
+        </w:rPr>
+        <w:t xml:space="preserve"> ।</w:t>
       </w:r>
     </w:p>
     <w:p>
